--- a/SITP/DSA-Notes/M21_AI_Engineering_DSA.docx
+++ b/SITP/DSA-Notes/M21_AI_Engineering_DSA.docx
@@ -60,7 +60,7 @@
         </w:p>
       </w:sdtContent>
     </w:sdt>
-    <w:bookmarkStart w:id="35" w:name="module-21-ai-engineering-dsa"/>
+    <w:bookmarkStart w:id="40" w:name="module-21-ai-engineering-dsa"/>
     <w:p>
       <w:pPr>
         <w:pStyle w:val="Heading1"/>
@@ -203,7 +203,7 @@
         </w:pict>
       </w:r>
     </w:p>
-    <w:bookmarkStart w:id="13" w:name="embeddings-vector-search"/>
+    <w:bookmarkStart w:id="14" w:name="embeddings-vector-search"/>
     <w:p>
       <w:pPr>
         <w:pStyle w:val="Heading2"/>
@@ -468,7 +468,470 @@
         <w:t xml:space="preserve">for sublinear search.</w:t>
       </w:r>
     </w:p>
-    <w:bookmarkStart w:id="12" w:name="mcqs"/>
+    <w:bookmarkStart w:id="12" w:name="X375acb97c07de854e0b51c16ad0c187e3f12212"/>
+    <w:p>
+      <w:pPr>
+        <w:pStyle w:val="Heading4"/>
+      </w:pPr>
+      <w:r>
+        <w:t xml:space="preserve">Cosine vs dot product vs Euclidean — which and when</w:t>
+      </w:r>
+    </w:p>
+    <w:p>
+      <w:pPr>
+        <w:pStyle w:val="FirstParagraph"/>
+      </w:pPr>
+      <w:r>
+        <w:t xml:space="preserve">These three metrics feel similar but answer different questions. Learn the one-line</w:t>
+      </w:r>
+      <w:r>
+        <w:t xml:space="preserve"> </w:t>
+      </w:r>
+      <w:r>
+        <w:t xml:space="preserve">difference for each.</w:t>
+      </w:r>
+    </w:p>
+    <w:p>
+      <w:pPr>
+        <w:pStyle w:val="Compact"/>
+        <w:numPr>
+          <w:ilvl w:val="0"/>
+          <w:numId w:val="1002"/>
+        </w:numPr>
+      </w:pPr>
+      <w:r>
+        <w:rPr>
+          <w:b/>
+          <w:bCs/>
+        </w:rPr>
+        <w:t xml:space="preserve">Cosine similarity</w:t>
+      </w:r>
+      <w:r>
+        <w:t xml:space="preserve"> </w:t>
+      </w:r>
+      <w:r>
+        <w:t xml:space="preserve">= the</w:t>
+      </w:r>
+      <w:r>
+        <w:t xml:space="preserve"> </w:t>
+      </w:r>
+      <w:r>
+        <w:rPr>
+          <w:b/>
+          <w:bCs/>
+        </w:rPr>
+        <w:t xml:space="preserve">angle</w:t>
+      </w:r>
+      <w:r>
+        <w:t xml:space="preserve"> </w:t>
+      </w:r>
+      <w:r>
+        <w:t xml:space="preserve">between two vectors (ignores length).</w:t>
+      </w:r>
+      <w:r>
+        <w:t xml:space="preserve"> </w:t>
+      </w:r>
+      <w:r>
+        <w:t xml:space="preserve">Formula:</w:t>
+      </w:r>
+      <w:r>
+        <w:t xml:space="preserve"> </w:t>
+      </w:r>
+      <w:r>
+        <w:rPr>
+          <w:rStyle w:val="VerbatimChar"/>
+        </w:rPr>
+        <w:t xml:space="preserve">cos(a,b) = (a·b) / (|a|·|b|)</w:t>
+      </w:r>
+      <w:r>
+        <w:t xml:space="preserve">. Range</w:t>
+      </w:r>
+      <w:r>
+        <w:t xml:space="preserve"> </w:t>
+      </w:r>
+      <w:r>
+        <w:rPr>
+          <w:b/>
+          <w:bCs/>
+        </w:rPr>
+        <w:t xml:space="preserve">-1 to 1</w:t>
+      </w:r>
+      <w:r>
+        <w:t xml:space="preserve"> </w:t>
+      </w:r>
+      <w:r>
+        <w:t xml:space="preserve">(1 = same</w:t>
+      </w:r>
+      <w:r>
+        <w:t xml:space="preserve"> </w:t>
+      </w:r>
+      <w:r>
+        <w:t xml:space="preserve">direction). Best for</w:t>
+      </w:r>
+      <w:r>
+        <w:t xml:space="preserve"> </w:t>
+      </w:r>
+      <w:r>
+        <w:rPr>
+          <w:b/>
+          <w:bCs/>
+        </w:rPr>
+        <w:t xml:space="preserve">text</w:t>
+      </w:r>
+      <w:r>
+        <w:t xml:space="preserve">, because a long document and a short one about the</w:t>
+      </w:r>
+      <w:r>
+        <w:t xml:space="preserve"> </w:t>
+      </w:r>
+      <w:r>
+        <w:t xml:space="preserve">same topic should still match — length shouldn’t matter.</w:t>
+      </w:r>
+    </w:p>
+    <w:p>
+      <w:pPr>
+        <w:pStyle w:val="Compact"/>
+        <w:numPr>
+          <w:ilvl w:val="0"/>
+          <w:numId w:val="1002"/>
+        </w:numPr>
+      </w:pPr>
+      <w:r>
+        <w:rPr>
+          <w:b/>
+          <w:bCs/>
+        </w:rPr>
+        <w:t xml:space="preserve">Dot product</w:t>
+      </w:r>
+      <w:r>
+        <w:t xml:space="preserve"> </w:t>
+      </w:r>
+      <w:r>
+        <w:t xml:space="preserve">=</w:t>
+      </w:r>
+      <w:r>
+        <w:t xml:space="preserve"> </w:t>
+      </w:r>
+      <w:r>
+        <w:rPr>
+          <w:rStyle w:val="VerbatimChar"/>
+        </w:rPr>
+        <w:t xml:space="preserve">a·b = Σ aᵢbᵢ</w:t>
+      </w:r>
+      <w:r>
+        <w:t xml:space="preserve">. It mixes</w:t>
+      </w:r>
+      <w:r>
+        <w:t xml:space="preserve"> </w:t>
+      </w:r>
+      <w:r>
+        <w:rPr>
+          <w:b/>
+          <w:bCs/>
+        </w:rPr>
+        <w:t xml:space="preserve">angle AND length</w:t>
+      </w:r>
+      <w:r>
+        <w:t xml:space="preserve"> </w:t>
+      </w:r>
+      <w:r>
+        <w:t xml:space="preserve">together. If all</w:t>
+      </w:r>
+      <w:r>
+        <w:t xml:space="preserve"> </w:t>
+      </w:r>
+      <w:r>
+        <w:t xml:space="preserve">vectors are</w:t>
+      </w:r>
+      <w:r>
+        <w:t xml:space="preserve"> </w:t>
+      </w:r>
+      <w:r>
+        <w:rPr>
+          <w:b/>
+          <w:bCs/>
+        </w:rPr>
+        <w:t xml:space="preserve">normalised</w:t>
+      </w:r>
+      <w:r>
+        <w:t xml:space="preserve"> </w:t>
+      </w:r>
+      <w:r>
+        <w:t xml:space="preserve">to length 1, then</w:t>
+      </w:r>
+      <w:r>
+        <w:t xml:space="preserve"> </w:t>
+      </w:r>
+      <w:r>
+        <w:rPr>
+          <w:b/>
+          <w:bCs/>
+        </w:rPr>
+        <w:t xml:space="preserve">dot product = cosine</w:t>
+      </w:r>
+      <w:r>
+        <w:t xml:space="preserve"> </w:t>
+      </w:r>
+      <w:r>
+        <w:t xml:space="preserve">(same</w:t>
+      </w:r>
+      <w:r>
+        <w:t xml:space="preserve"> </w:t>
+      </w:r>
+      <w:r>
+        <w:t xml:space="preserve">ranking, less compute) — which is why many systems normalise once and then use</w:t>
+      </w:r>
+      <w:r>
+        <w:t xml:space="preserve"> </w:t>
+      </w:r>
+      <w:r>
+        <w:t xml:space="preserve">the cheaper dot product.</w:t>
+      </w:r>
+    </w:p>
+    <w:p>
+      <w:pPr>
+        <w:pStyle w:val="Compact"/>
+        <w:numPr>
+          <w:ilvl w:val="0"/>
+          <w:numId w:val="1002"/>
+        </w:numPr>
+      </w:pPr>
+      <w:r>
+        <w:rPr>
+          <w:b/>
+          <w:bCs/>
+        </w:rPr>
+        <w:t xml:space="preserve">Euclidean (L2) distance</w:t>
+      </w:r>
+      <w:r>
+        <w:t xml:space="preserve"> </w:t>
+      </w:r>
+      <w:r>
+        <w:t xml:space="preserve">= straight-line distance</w:t>
+      </w:r>
+      <w:r>
+        <w:t xml:space="preserve"> </w:t>
+      </w:r>
+      <w:r>
+        <w:rPr>
+          <w:rStyle w:val="VerbatimChar"/>
+        </w:rPr>
+        <w:t xml:space="preserve">√(Σ (aᵢ-bᵢ)²)</w:t>
+      </w:r>
+      <w:r>
+        <w:t xml:space="preserve">. Smaller =</w:t>
+      </w:r>
+      <w:r>
+        <w:t xml:space="preserve"> </w:t>
+      </w:r>
+      <w:r>
+        <w:t xml:space="preserve">closer. Used when</w:t>
+      </w:r>
+      <w:r>
+        <w:t xml:space="preserve"> </w:t>
+      </w:r>
+      <w:r>
+        <w:rPr>
+          <w:b/>
+          <w:bCs/>
+        </w:rPr>
+        <w:t xml:space="preserve">absolute magnitude matters</w:t>
+      </w:r>
+      <w:r>
+        <w:t xml:space="preserve"> </w:t>
+      </w:r>
+      <w:r>
+        <w:t xml:space="preserve">(e.g. some image embeddings).</w:t>
+      </w:r>
+    </w:p>
+    <w:p>
+      <w:pPr>
+        <w:pStyle w:val="SourceCode"/>
+      </w:pPr>
+      <w:r>
+        <w:rPr>
+          <w:rStyle w:val="VerbatimChar"/>
+        </w:rPr>
+        <w:t xml:space="preserve">Same direction, different length:</w:t>
+      </w:r>
+      <w:r>
+        <w:br/>
+      </w:r>
+      <w:r>
+        <w:rPr>
+          <w:rStyle w:val="VerbatimChar"/>
+        </w:rPr>
+        <w:t xml:space="preserve">   a = (2, 0)      b = (6, 0)</w:t>
+      </w:r>
+      <w:r>
+        <w:br/>
+      </w:r>
+      <w:r>
+        <w:rPr>
+          <w:rStyle w:val="VerbatimChar"/>
+        </w:rPr>
+        <w:t xml:space="preserve">   cosine(a,b)    = 1.0     (angle 0 -&gt; identical topic)</w:t>
+      </w:r>
+      <w:r>
+        <w:br/>
+      </w:r>
+      <w:r>
+        <w:rPr>
+          <w:rStyle w:val="VerbatimChar"/>
+        </w:rPr>
+        <w:t xml:space="preserve">   dot(a,b)       = 12      (big, because b is long)</w:t>
+      </w:r>
+      <w:r>
+        <w:br/>
+      </w:r>
+      <w:r>
+        <w:rPr>
+          <w:rStyle w:val="VerbatimChar"/>
+        </w:rPr>
+        <w:t xml:space="preserve">   euclidean(a,b) = 4       (they are "far" by L2)</w:t>
+      </w:r>
+      <w:r>
+        <w:br/>
+      </w:r>
+      <w:r>
+        <w:rPr>
+          <w:rStyle w:val="VerbatimChar"/>
+        </w:rPr>
+        <w:t xml:space="preserve">=&gt; cosine says "same"; L2 says "far". Pick the metric that</w:t>
+      </w:r>
+      <w:r>
+        <w:br/>
+      </w:r>
+      <w:r>
+        <w:rPr>
+          <w:rStyle w:val="VerbatimChar"/>
+        </w:rPr>
+        <w:t xml:space="preserve">   matches what you mean by "similar".</w:t>
+      </w:r>
+    </w:p>
+    <w:p>
+      <w:pPr>
+        <w:pStyle w:val="BlockText"/>
+      </w:pPr>
+      <w:r>
+        <w:rPr>
+          <w:b/>
+          <w:bCs/>
+        </w:rPr>
+        <w:t xml:space="preserve">Memory hook:</w:t>
+      </w:r>
+      <w:r>
+        <w:t xml:space="preserve"> </w:t>
+      </w:r>
+      <w:r>
+        <w:rPr>
+          <w:i/>
+          <w:iCs/>
+        </w:rPr>
+        <w:t xml:space="preserve">cosine = direction, L2 = distance, dot = both.</w:t>
+      </w:r>
+      <w:r>
+        <w:t xml:space="preserve"> </w:t>
+      </w:r>
+      <w:r>
+        <w:t xml:space="preserve">Normalise your</w:t>
+      </w:r>
+      <w:r>
+        <w:t xml:space="preserve"> </w:t>
+      </w:r>
+      <w:r>
+        <w:t xml:space="preserve">vectors and cosine and dot give the same order.</w:t>
+      </w:r>
+    </w:p>
+    <w:p>
+      <w:pPr>
+        <w:pStyle w:val="Compact"/>
+        <w:numPr>
+          <w:ilvl w:val="0"/>
+          <w:numId w:val="1003"/>
+        </w:numPr>
+      </w:pPr>
+      <w:r>
+        <w:rPr>
+          <w:b/>
+          <w:bCs/>
+        </w:rPr>
+        <w:t xml:space="preserve">Key fact:</w:t>
+      </w:r>
+      <w:r>
+        <w:t xml:space="preserve"> </w:t>
+      </w:r>
+      <w:r>
+        <w:t xml:space="preserve">on</w:t>
+      </w:r>
+      <w:r>
+        <w:t xml:space="preserve"> </w:t>
+      </w:r>
+      <w:r>
+        <w:rPr>
+          <w:b/>
+          <w:bCs/>
+        </w:rPr>
+        <w:t xml:space="preserve">unit-normalised</w:t>
+      </w:r>
+      <w:r>
+        <w:t xml:space="preserve"> </w:t>
+      </w:r>
+      <w:r>
+        <w:t xml:space="preserve">vectors, ranking by cosine, by dot product,</w:t>
+      </w:r>
+      <w:r>
+        <w:t xml:space="preserve"> </w:t>
+      </w:r>
+      <w:r>
+        <w:t xml:space="preserve">and by (negative) squared-L2 all give the</w:t>
+      </w:r>
+      <w:r>
+        <w:t xml:space="preserve"> </w:t>
+      </w:r>
+      <w:r>
+        <w:rPr>
+          <w:b/>
+          <w:bCs/>
+        </w:rPr>
+        <w:t xml:space="preserve">same nearest neighbours</w:t>
+      </w:r>
+      <w:r>
+        <w:t xml:space="preserve"> </w:t>
+      </w:r>
+      <w:r>
+        <w:t xml:space="preserve">— because</w:t>
+      </w:r>
+      <w:r>
+        <w:t xml:space="preserve"> </w:t>
+      </w:r>
+      <w:r>
+        <w:rPr>
+          <w:rStyle w:val="VerbatimChar"/>
+        </w:rPr>
+        <w:t xml:space="preserve">|a-b|² = 2 - 2(a·b)</w:t>
+      </w:r>
+      <w:r>
+        <w:t xml:space="preserve"> </w:t>
+      </w:r>
+      <w:r>
+        <w:t xml:space="preserve">when</w:t>
+      </w:r>
+      <w:r>
+        <w:t xml:space="preserve"> </w:t>
+      </w:r>
+      <w:r>
+        <w:rPr>
+          <w:rStyle w:val="VerbatimChar"/>
+        </w:rPr>
+        <w:t xml:space="preserve">|a|=|b|=1</w:t>
+      </w:r>
+      <w:r>
+        <w:t xml:space="preserve">. Many vector DBs exploit this.</w:t>
+      </w:r>
+    </w:p>
+    <w:bookmarkEnd w:id="12"/>
+    <w:bookmarkStart w:id="13" w:name="mcqs"/>
     <w:p>
       <w:pPr>
         <w:pStyle w:val="Heading3"/>
@@ -482,7 +945,7 @@
         <w:pStyle w:val="Compact"/>
         <w:numPr>
           <w:ilvl w:val="0"/>
-          <w:numId w:val="1002"/>
+          <w:numId w:val="1004"/>
         </w:numPr>
       </w:pPr>
       <w:r>
@@ -507,7 +970,7 @@
         <w:pStyle w:val="Compact"/>
         <w:numPr>
           <w:ilvl w:val="0"/>
-          <w:numId w:val="1002"/>
+          <w:numId w:val="1004"/>
         </w:numPr>
       </w:pPr>
       <w:r>
@@ -535,7 +998,7 @@
         <w:pStyle w:val="Compact"/>
         <w:numPr>
           <w:ilvl w:val="0"/>
-          <w:numId w:val="1002"/>
+          <w:numId w:val="1004"/>
         </w:numPr>
       </w:pPr>
       <w:r>
@@ -567,6 +1030,125 @@
       </w:r>
       <w:r>
         <w:t xml:space="preserve">.</w:t>
+      </w:r>
+    </w:p>
+    <w:p>
+      <w:pPr>
+        <w:pStyle w:val="Compact"/>
+        <w:numPr>
+          <w:ilvl w:val="0"/>
+          <w:numId w:val="1004"/>
+        </w:numPr>
+      </w:pPr>
+      <w:r>
+        <w:t xml:space="preserve">Cosine vs dot product on</w:t>
+      </w:r>
+      <w:r>
+        <w:t xml:space="preserve"> </w:t>
+      </w:r>
+      <w:r>
+        <w:rPr>
+          <w:b/>
+          <w:bCs/>
+        </w:rPr>
+        <w:t xml:space="preserve">normalised</w:t>
+      </w:r>
+      <w:r>
+        <w:t xml:space="preserve"> </w:t>
+      </w:r>
+      <w:r>
+        <w:t xml:space="preserve">vectors? →</w:t>
+      </w:r>
+      <w:r>
+        <w:t xml:space="preserve"> </w:t>
+      </w:r>
+      <w:r>
+        <w:rPr>
+          <w:b/>
+          <w:bCs/>
+        </w:rPr>
+        <w:t xml:space="preserve">same ranking</w:t>
+      </w:r>
+      <w:r>
+        <w:t xml:space="preserve"> </w:t>
+      </w:r>
+      <w:r>
+        <w:t xml:space="preserve">(cosine =</w:t>
+      </w:r>
+      <w:r>
+        <w:t xml:space="preserve"> </w:t>
+      </w:r>
+      <w:r>
+        <w:t xml:space="preserve">dot when length = 1).</w:t>
+      </w:r>
+    </w:p>
+    <w:p>
+      <w:pPr>
+        <w:pStyle w:val="Compact"/>
+        <w:numPr>
+          <w:ilvl w:val="0"/>
+          <w:numId w:val="1004"/>
+        </w:numPr>
+      </w:pPr>
+      <w:r>
+        <w:t xml:space="preserve">Which metric</w:t>
+      </w:r>
+      <w:r>
+        <w:t xml:space="preserve"> </w:t>
+      </w:r>
+      <w:r>
+        <w:rPr>
+          <w:b/>
+          <w:bCs/>
+        </w:rPr>
+        <w:t xml:space="preserve">ignores</w:t>
+      </w:r>
+      <w:r>
+        <w:t xml:space="preserve"> </w:t>
+      </w:r>
+      <w:r>
+        <w:t xml:space="preserve">vector length? →</w:t>
+      </w:r>
+      <w:r>
+        <w:t xml:space="preserve"> </w:t>
+      </w:r>
+      <w:r>
+        <w:rPr>
+          <w:b/>
+          <w:bCs/>
+        </w:rPr>
+        <w:t xml:space="preserve">cosine</w:t>
+      </w:r>
+      <w:r>
+        <w:t xml:space="preserve">.</w:t>
+      </w:r>
+    </w:p>
+    <w:p>
+      <w:pPr>
+        <w:pStyle w:val="Compact"/>
+        <w:numPr>
+          <w:ilvl w:val="0"/>
+          <w:numId w:val="1004"/>
+        </w:numPr>
+      </w:pPr>
+      <w:r>
+        <w:t xml:space="preserve">Cosine range? →</w:t>
+      </w:r>
+      <w:r>
+        <w:t xml:space="preserve"> </w:t>
+      </w:r>
+      <w:r>
+        <w:rPr>
+          <w:b/>
+          <w:bCs/>
+        </w:rPr>
+        <w:t xml:space="preserve">-1 to 1</w:t>
+      </w:r>
+      <w:r>
+        <w:t xml:space="preserve"> </w:t>
+      </w:r>
+      <w:r>
+        <w:t xml:space="preserve">(1 = identical direction).</w:t>
       </w:r>
     </w:p>
     <w:p>
@@ -576,9 +1158,9 @@
         </w:pict>
       </w:r>
     </w:p>
-    <w:bookmarkEnd w:id="12"/>
     <w:bookmarkEnd w:id="13"/>
-    <w:bookmarkStart w:id="19" w:name="ann-algorithms-the-heart-of-vector-dbs"/>
+    <w:bookmarkEnd w:id="14"/>
+    <w:bookmarkStart w:id="23" w:name="ann-algorithms-the-heart-of-vector-dbs"/>
     <w:p>
       <w:pPr>
         <w:pStyle w:val="Heading2"/>
@@ -840,7 +1422,7 @@
         </w:tc>
       </w:tr>
     </w:tbl>
-    <w:bookmarkStart w:id="17" w:name="hnsw-in-detail"/>
+    <w:bookmarkStart w:id="21" w:name="hnsw-in-detail"/>
     <w:p>
       <w:pPr>
         <w:pStyle w:val="Heading3"/>
@@ -858,18 +1440,18 @@
           <wp:inline>
             <wp:extent cx="5334000" cy="2755702"/>
             <wp:effectExtent b="0" l="0" r="0" t="0"/>
-            <wp:docPr descr="HNSW: a layered navigable small-world graph; start at the sparse top layer, greedily hop toward the query, drop down, repeat (~O(log n))." title="" id="15" name="Picture"/>
+            <wp:docPr descr="HNSW: a layered navigable small-world graph; start at the sparse top layer, greedily hop toward the query, drop down, repeat (~O(log n))." title="" id="16" name="Picture"/>
             <a:graphic>
               <a:graphicData uri="http://schemas.openxmlformats.org/drawingml/2006/picture">
                 <pic:pic>
                   <pic:nvPicPr>
-                    <pic:cNvPr descr="images/137_hnsw.png" id="16" name="Picture"/>
+                    <pic:cNvPr descr="images/137_hnsw.png" id="17" name="Picture"/>
                     <pic:cNvPicPr>
                       <a:picLocks noChangeArrowheads="1" noChangeAspect="1"/>
                     </pic:cNvPicPr>
                   </pic:nvPicPr>
                   <pic:blipFill>
-                    <a:blip r:embed="rId14"/>
+                    <a:blip r:embed="rId15"/>
                     <a:stretch>
                       <a:fillRect/>
                     </a:stretch>
@@ -1012,7 +1594,7 @@
         <w:pStyle w:val="Compact"/>
         <w:numPr>
           <w:ilvl w:val="0"/>
-          <w:numId w:val="1003"/>
+          <w:numId w:val="1005"/>
         </w:numPr>
       </w:pPr>
       <w:r>
@@ -1079,7 +1661,7 @@
         <w:pStyle w:val="Compact"/>
         <w:numPr>
           <w:ilvl w:val="0"/>
-          <w:numId w:val="1003"/>
+          <w:numId w:val="1005"/>
         </w:numPr>
       </w:pPr>
       <w:r>
@@ -1102,8 +1684,1277 @@
         <w:t xml:space="preserve">graphs/quantization win.</w:t>
       </w:r>
     </w:p>
-    <w:bookmarkEnd w:id="17"/>
-    <w:bookmarkStart w:id="18" w:name="mcqs-1"/>
+    <w:bookmarkStart w:id="18" w:name="hnsw-vs-ivf-vs-lsh-side-by-side"/>
+    <w:p>
+      <w:pPr>
+        <w:pStyle w:val="Heading4"/>
+      </w:pPr>
+      <w:r>
+        <w:t xml:space="preserve">HNSW vs IVF vs LSH — side by side</w:t>
+      </w:r>
+    </w:p>
+    <w:p>
+      <w:pPr>
+        <w:pStyle w:val="FirstParagraph"/>
+      </w:pPr>
+      <w:r>
+        <w:t xml:space="preserve">The three families make different bets. HNSW builds a</w:t>
+      </w:r>
+      <w:r>
+        <w:t xml:space="preserve"> </w:t>
+      </w:r>
+      <w:r>
+        <w:rPr>
+          <w:b/>
+          <w:bCs/>
+        </w:rPr>
+        <w:t xml:space="preserve">graph</w:t>
+      </w:r>
+      <w:r>
+        <w:t xml:space="preserve">, IVF</w:t>
+      </w:r>
+      <w:r>
+        <w:t xml:space="preserve"> </w:t>
+      </w:r>
+      <w:r>
+        <w:rPr>
+          <w:b/>
+          <w:bCs/>
+        </w:rPr>
+        <w:t xml:space="preserve">partitions</w:t>
+      </w:r>
+      <w:r>
+        <w:t xml:space="preserve"> </w:t>
+      </w:r>
+      <w:r>
+        <w:t xml:space="preserve">space, LSH</w:t>
+      </w:r>
+      <w:r>
+        <w:t xml:space="preserve"> </w:t>
+      </w:r>
+      <w:r>
+        <w:rPr>
+          <w:b/>
+          <w:bCs/>
+        </w:rPr>
+        <w:t xml:space="preserve">hashes</w:t>
+      </w:r>
+      <w:r>
+        <w:t xml:space="preserve">. Pick by your memory budget and update pattern.</w:t>
+      </w:r>
+    </w:p>
+    <w:tbl>
+      <w:tblPr>
+        <w:tblStyle w:val="Table"/>
+        <w:tblW w:type="pct" w:w="5000"/>
+        <w:tblLayout w:type="fixed"/>
+        <w:tblLook w:firstRow="1" w:lastRow="0" w:firstColumn="0" w:lastColumn="0" w:noHBand="0" w:noVBand="0" w:val="0020"/>
+      </w:tblPr>
+      <w:tblGrid>
+        <w:gridCol w:w="1980"/>
+        <w:gridCol w:w="1980"/>
+        <w:gridCol w:w="1980"/>
+        <w:gridCol w:w="1980"/>
+      </w:tblGrid>
+      <w:tr>
+        <w:trPr>
+          <w:tblHeader w:val="on"/>
+        </w:trPr>
+        <w:tc>
+          <w:tcPr/>
+          <w:p>
+            <w:pPr>
+              <w:pStyle w:val="Compact"/>
+            </w:pPr>
+            <w:r>
+              <w:t xml:space="preserve">Property</w:t>
+            </w:r>
+          </w:p>
+        </w:tc>
+        <w:tc>
+          <w:tcPr/>
+          <w:p>
+            <w:pPr>
+              <w:pStyle w:val="Compact"/>
+            </w:pPr>
+            <w:r>
+              <w:rPr>
+                <w:b/>
+                <w:bCs/>
+              </w:rPr>
+              <w:t xml:space="preserve">HNSW</w:t>
+            </w:r>
+            <w:r>
+              <w:t xml:space="preserve"> </w:t>
+            </w:r>
+            <w:r>
+              <w:t xml:space="preserve">(graph)</w:t>
+            </w:r>
+          </w:p>
+        </w:tc>
+        <w:tc>
+          <w:tcPr/>
+          <w:p>
+            <w:pPr>
+              <w:pStyle w:val="Compact"/>
+            </w:pPr>
+            <w:r>
+              <w:rPr>
+                <w:b/>
+                <w:bCs/>
+              </w:rPr>
+              <w:t xml:space="preserve">IVF</w:t>
+            </w:r>
+            <w:r>
+              <w:t xml:space="preserve"> </w:t>
+            </w:r>
+            <w:r>
+              <w:t xml:space="preserve">(clusters)</w:t>
+            </w:r>
+          </w:p>
+        </w:tc>
+        <w:tc>
+          <w:tcPr/>
+          <w:p>
+            <w:pPr>
+              <w:pStyle w:val="Compact"/>
+            </w:pPr>
+            <w:r>
+              <w:rPr>
+                <w:b/>
+                <w:bCs/>
+              </w:rPr>
+              <w:t xml:space="preserve">LSH</w:t>
+            </w:r>
+            <w:r>
+              <w:t xml:space="preserve"> </w:t>
+            </w:r>
+            <w:r>
+              <w:t xml:space="preserve">(hashing)</w:t>
+            </w:r>
+          </w:p>
+        </w:tc>
+      </w:tr>
+      <w:tr>
+        <w:tc>
+          <w:tcPr/>
+          <w:p>
+            <w:pPr>
+              <w:pStyle w:val="Compact"/>
+            </w:pPr>
+            <w:r>
+              <w:t xml:space="preserve">Core idea</w:t>
+            </w:r>
+          </w:p>
+        </w:tc>
+        <w:tc>
+          <w:tcPr/>
+          <w:p>
+            <w:pPr>
+              <w:pStyle w:val="Compact"/>
+            </w:pPr>
+            <w:r>
+              <w:t xml:space="preserve">navigable small-world graph</w:t>
+            </w:r>
+          </w:p>
+        </w:tc>
+        <w:tc>
+          <w:tcPr/>
+          <w:p>
+            <w:pPr>
+              <w:pStyle w:val="Compact"/>
+            </w:pPr>
+            <w:r>
+              <w:t xml:space="preserve">k-means buckets, probe nearest</w:t>
+            </w:r>
+          </w:p>
+        </w:tc>
+        <w:tc>
+          <w:tcPr/>
+          <w:p>
+            <w:pPr>
+              <w:pStyle w:val="Compact"/>
+            </w:pPr>
+            <w:r>
+              <w:t xml:space="preserve">hash so near points collide</w:t>
+            </w:r>
+          </w:p>
+        </w:tc>
+      </w:tr>
+      <w:tr>
+        <w:tc>
+          <w:tcPr/>
+          <w:p>
+            <w:pPr>
+              <w:pStyle w:val="Compact"/>
+            </w:pPr>
+            <w:r>
+              <w:t xml:space="preserve">Underlying DS</w:t>
+            </w:r>
+          </w:p>
+        </w:tc>
+        <w:tc>
+          <w:tcPr/>
+          <w:p>
+            <w:pPr>
+              <w:pStyle w:val="Compact"/>
+            </w:pPr>
+            <w:r>
+              <w:rPr>
+                <w:b/>
+                <w:bCs/>
+              </w:rPr>
+              <w:t xml:space="preserve">layered graph</w:t>
+            </w:r>
+            <w:r>
+              <w:t xml:space="preserve"> </w:t>
+            </w:r>
+            <w:r>
+              <w:t xml:space="preserve">(≈ skip list)</w:t>
+            </w:r>
+          </w:p>
+        </w:tc>
+        <w:tc>
+          <w:tcPr/>
+          <w:p>
+            <w:pPr>
+              <w:pStyle w:val="Compact"/>
+            </w:pPr>
+            <w:r>
+              <w:t xml:space="preserve">inverted lists + centroids</w:t>
+            </w:r>
+          </w:p>
+        </w:tc>
+        <w:tc>
+          <w:tcPr/>
+          <w:p>
+            <w:pPr>
+              <w:pStyle w:val="Compact"/>
+            </w:pPr>
+            <w:r>
+              <w:t xml:space="preserve">hash tables</w:t>
+            </w:r>
+          </w:p>
+        </w:tc>
+      </w:tr>
+      <w:tr>
+        <w:tc>
+          <w:tcPr/>
+          <w:p>
+            <w:pPr>
+              <w:pStyle w:val="Compact"/>
+            </w:pPr>
+            <w:r>
+              <w:t xml:space="preserve">Query time</w:t>
+            </w:r>
+          </w:p>
+        </w:tc>
+        <w:tc>
+          <w:tcPr/>
+          <w:p>
+            <w:pPr>
+              <w:pStyle w:val="Compact"/>
+            </w:pPr>
+            <w:r>
+              <w:rPr>
+                <w:b/>
+                <w:bCs/>
+              </w:rPr>
+              <w:t xml:space="preserve">~O(log n)</w:t>
+            </w:r>
+            <w:r>
+              <w:t xml:space="preserve"> </w:t>
+            </w:r>
+            <w:r>
+              <w:t xml:space="preserve">hops</w:t>
+            </w:r>
+          </w:p>
+        </w:tc>
+        <w:tc>
+          <w:tcPr/>
+          <w:p>
+            <w:pPr>
+              <w:pStyle w:val="Compact"/>
+            </w:pPr>
+            <w:r>
+              <w:t xml:space="preserve">O(nprobe · list size)</w:t>
+            </w:r>
+          </w:p>
+        </w:tc>
+        <w:tc>
+          <w:tcPr/>
+          <w:p>
+            <w:pPr>
+              <w:pStyle w:val="Compact"/>
+            </w:pPr>
+            <w:r>
+              <w:t xml:space="preserve">O(#tables) lookups</w:t>
+            </w:r>
+          </w:p>
+        </w:tc>
+      </w:tr>
+      <w:tr>
+        <w:tc>
+          <w:tcPr/>
+          <w:p>
+            <w:pPr>
+              <w:pStyle w:val="Compact"/>
+            </w:pPr>
+            <w:r>
+              <w:t xml:space="preserve">Recall</w:t>
+            </w:r>
+          </w:p>
+        </w:tc>
+        <w:tc>
+          <w:tcPr/>
+          <w:p>
+            <w:pPr>
+              <w:pStyle w:val="Compact"/>
+            </w:pPr>
+            <w:r>
+              <w:rPr>
+                <w:b/>
+                <w:bCs/>
+              </w:rPr>
+              <w:t xml:space="preserve">highest</w:t>
+            </w:r>
+          </w:p>
+        </w:tc>
+        <w:tc>
+          <w:tcPr/>
+          <w:p>
+            <w:pPr>
+              <w:pStyle w:val="Compact"/>
+            </w:pPr>
+            <w:r>
+              <w:t xml:space="preserve">high (tune</w:t>
+            </w:r>
+            <w:r>
+              <w:t xml:space="preserve"> </w:t>
+            </w:r>
+            <w:r>
+              <w:rPr>
+                <w:rStyle w:val="VerbatimChar"/>
+              </w:rPr>
+              <w:t xml:space="preserve">nprobe</w:t>
+            </w:r>
+            <w:r>
+              <w:t xml:space="preserve">)</w:t>
+            </w:r>
+          </w:p>
+        </w:tc>
+        <w:tc>
+          <w:tcPr/>
+          <w:p>
+            <w:pPr>
+              <w:pStyle w:val="Compact"/>
+            </w:pPr>
+            <w:r>
+              <w:t xml:space="preserve">lower</w:t>
+            </w:r>
+          </w:p>
+        </w:tc>
+      </w:tr>
+      <w:tr>
+        <w:tc>
+          <w:tcPr/>
+          <w:p>
+            <w:pPr>
+              <w:pStyle w:val="Compact"/>
+            </w:pPr>
+            <w:r>
+              <w:t xml:space="preserve">Memory</w:t>
+            </w:r>
+          </w:p>
+        </w:tc>
+        <w:tc>
+          <w:tcPr/>
+          <w:p>
+            <w:pPr>
+              <w:pStyle w:val="Compact"/>
+            </w:pPr>
+            <w:r>
+              <w:rPr>
+                <w:b/>
+                <w:bCs/>
+              </w:rPr>
+              <w:t xml:space="preserve">high</w:t>
+            </w:r>
+            <w:r>
+              <w:t xml:space="preserve"> </w:t>
+            </w:r>
+            <w:r>
+              <w:t xml:space="preserve">(stores links)</w:t>
+            </w:r>
+          </w:p>
+        </w:tc>
+        <w:tc>
+          <w:tcPr/>
+          <w:p>
+            <w:pPr>
+              <w:pStyle w:val="Compact"/>
+            </w:pPr>
+            <w:r>
+              <w:t xml:space="preserve">moderate</w:t>
+            </w:r>
+          </w:p>
+        </w:tc>
+        <w:tc>
+          <w:tcPr/>
+          <w:p>
+            <w:pPr>
+              <w:pStyle w:val="Compact"/>
+            </w:pPr>
+            <w:r>
+              <w:t xml:space="preserve">low–moderate</w:t>
+            </w:r>
+          </w:p>
+        </w:tc>
+      </w:tr>
+      <w:tr>
+        <w:tc>
+          <w:tcPr/>
+          <w:p>
+            <w:pPr>
+              <w:pStyle w:val="Compact"/>
+            </w:pPr>
+            <w:r>
+              <w:t xml:space="preserve">Build time</w:t>
+            </w:r>
+          </w:p>
+        </w:tc>
+        <w:tc>
+          <w:tcPr/>
+          <w:p>
+            <w:pPr>
+              <w:pStyle w:val="Compact"/>
+            </w:pPr>
+            <w:r>
+              <w:t xml:space="preserve">slow (insert each node)</w:t>
+            </w:r>
+          </w:p>
+        </w:tc>
+        <w:tc>
+          <w:tcPr/>
+          <w:p>
+            <w:pPr>
+              <w:pStyle w:val="Compact"/>
+            </w:pPr>
+            <w:r>
+              <w:t xml:space="preserve">fast (one k-means)</w:t>
+            </w:r>
+          </w:p>
+        </w:tc>
+        <w:tc>
+          <w:tcPr/>
+          <w:p>
+            <w:pPr>
+              <w:pStyle w:val="Compact"/>
+            </w:pPr>
+            <w:r>
+              <w:t xml:space="preserve">fast</w:t>
+            </w:r>
+          </w:p>
+        </w:tc>
+      </w:tr>
+      <w:tr>
+        <w:tc>
+          <w:tcPr/>
+          <w:p>
+            <w:pPr>
+              <w:pStyle w:val="Compact"/>
+            </w:pPr>
+            <w:r>
+              <w:t xml:space="preserve">Updates/inserts</w:t>
+            </w:r>
+          </w:p>
+        </w:tc>
+        <w:tc>
+          <w:tcPr/>
+          <w:p>
+            <w:pPr>
+              <w:pStyle w:val="Compact"/>
+            </w:pPr>
+            <w:r>
+              <w:t xml:space="preserve">supported, incremental</w:t>
+            </w:r>
+          </w:p>
+        </w:tc>
+        <w:tc>
+          <w:tcPr/>
+          <w:p>
+            <w:pPr>
+              <w:pStyle w:val="Compact"/>
+            </w:pPr>
+            <w:r>
+              <w:t xml:space="preserve">needs periodic re-cluster</w:t>
+            </w:r>
+          </w:p>
+        </w:tc>
+        <w:tc>
+          <w:tcPr/>
+          <w:p>
+            <w:pPr>
+              <w:pStyle w:val="Compact"/>
+            </w:pPr>
+            <w:r>
+              <w:t xml:space="preserve">easy</w:t>
+            </w:r>
+          </w:p>
+        </w:tc>
+      </w:tr>
+      <w:tr>
+        <w:tc>
+          <w:tcPr/>
+          <w:p>
+            <w:pPr>
+              <w:pStyle w:val="Compact"/>
+            </w:pPr>
+            <w:r>
+              <w:t xml:space="preserve">Best when</w:t>
+            </w:r>
+          </w:p>
+        </w:tc>
+        <w:tc>
+          <w:tcPr/>
+          <w:p>
+            <w:pPr>
+              <w:pStyle w:val="Compact"/>
+            </w:pPr>
+            <w:r>
+              <w:t xml:space="preserve">recall + latency matter most</w:t>
+            </w:r>
+          </w:p>
+        </w:tc>
+        <w:tc>
+          <w:tcPr/>
+          <w:p>
+            <w:pPr>
+              <w:pStyle w:val="Compact"/>
+            </w:pPr>
+            <w:r>
+              <w:t xml:space="preserve">huge sets, memory-tight</w:t>
+            </w:r>
+          </w:p>
+        </w:tc>
+        <w:tc>
+          <w:tcPr/>
+          <w:p>
+            <w:pPr>
+              <w:pStyle w:val="Compact"/>
+            </w:pPr>
+            <w:r>
+              <w:t xml:space="preserve">very high dims, simple</w:t>
+            </w:r>
+          </w:p>
+        </w:tc>
+      </w:tr>
+    </w:tbl>
+    <w:p>
+      <w:pPr>
+        <w:pStyle w:val="Compact"/>
+        <w:numPr>
+          <w:ilvl w:val="0"/>
+          <w:numId w:val="1006"/>
+        </w:numPr>
+      </w:pPr>
+      <w:r>
+        <w:rPr>
+          <w:b/>
+          <w:bCs/>
+        </w:rPr>
+        <w:t xml:space="preserve">The key knobs:</w:t>
+      </w:r>
+      <w:r>
+        <w:t xml:space="preserve"> </w:t>
+      </w:r>
+      <w:r>
+        <w:t xml:space="preserve">HNSW →</w:t>
+      </w:r>
+      <w:r>
+        <w:t xml:space="preserve"> </w:t>
+      </w:r>
+      <w:r>
+        <w:rPr>
+          <w:rStyle w:val="VerbatimChar"/>
+        </w:rPr>
+        <w:t xml:space="preserve">M</w:t>
+      </w:r>
+      <w:r>
+        <w:t xml:space="preserve"> </w:t>
+      </w:r>
+      <w:r>
+        <w:t xml:space="preserve">(links per node) and</w:t>
+      </w:r>
+      <w:r>
+        <w:t xml:space="preserve"> </w:t>
+      </w:r>
+      <w:r>
+        <w:rPr>
+          <w:rStyle w:val="VerbatimChar"/>
+        </w:rPr>
+        <w:t xml:space="preserve">efSearch</w:t>
+      </w:r>
+      <w:r>
+        <w:t xml:space="preserve"> </w:t>
+      </w:r>
+      <w:r>
+        <w:t xml:space="preserve">(candidates kept);</w:t>
+      </w:r>
+      <w:r>
+        <w:t xml:space="preserve"> </w:t>
+      </w:r>
+      <w:r>
+        <w:t xml:space="preserve">IVF →</w:t>
+      </w:r>
+      <w:r>
+        <w:t xml:space="preserve"> </w:t>
+      </w:r>
+      <w:r>
+        <w:rPr>
+          <w:rStyle w:val="VerbatimChar"/>
+        </w:rPr>
+        <w:t xml:space="preserve">nlist</w:t>
+      </w:r>
+      <w:r>
+        <w:t xml:space="preserve"> </w:t>
+      </w:r>
+      <w:r>
+        <w:t xml:space="preserve">(#clusters) and</w:t>
+      </w:r>
+      <w:r>
+        <w:t xml:space="preserve"> </w:t>
+      </w:r>
+      <w:r>
+        <w:rPr>
+          <w:rStyle w:val="VerbatimChar"/>
+        </w:rPr>
+        <w:t xml:space="preserve">nprobe</w:t>
+      </w:r>
+      <w:r>
+        <w:t xml:space="preserve"> </w:t>
+      </w:r>
+      <w:r>
+        <w:t xml:space="preserve">(#clusters searched). Higher = better</w:t>
+      </w:r>
+      <w:r>
+        <w:t xml:space="preserve"> </w:t>
+      </w:r>
+      <w:r>
+        <w:t xml:space="preserve">recall, slower.</w:t>
+      </w:r>
+    </w:p>
+    <w:p>
+      <w:pPr>
+        <w:pStyle w:val="Compact"/>
+        <w:numPr>
+          <w:ilvl w:val="0"/>
+          <w:numId w:val="1006"/>
+        </w:numPr>
+      </w:pPr>
+      <w:r>
+        <w:rPr>
+          <w:b/>
+          <w:bCs/>
+        </w:rPr>
+        <w:t xml:space="preserve">IVF + PQ is the classic billion-scale combo</w:t>
+      </w:r>
+      <w:r>
+        <w:t xml:space="preserve"> </w:t>
+      </w:r>
+      <w:r>
+        <w:t xml:space="preserve">(FAISS</w:t>
+      </w:r>
+      <w:r>
+        <w:t xml:space="preserve"> </w:t>
+      </w:r>
+      <w:r>
+        <w:rPr>
+          <w:rStyle w:val="VerbatimChar"/>
+        </w:rPr>
+        <w:t xml:space="preserve">IVF…,PQ…</w:t>
+      </w:r>
+      <w:r>
+        <w:t xml:space="preserve">): partition</w:t>
+      </w:r>
+      <w:r>
+        <w:t xml:space="preserve"> </w:t>
+      </w:r>
+      <w:r>
+        <w:t xml:space="preserve">with IVF, then compress each vector with PQ to fit in RAM.</w:t>
+      </w:r>
+    </w:p>
+    <w:bookmarkEnd w:id="18"/>
+    <w:bookmarkStart w:id="19" w:name="Xd650d88ee287a59b4a750c478724822c8d27294"/>
+    <w:p>
+      <w:pPr>
+        <w:pStyle w:val="Heading4"/>
+      </w:pPr>
+      <w:r>
+        <w:t xml:space="preserve">Product Quantization (PQ) — compress vectors to fit in RAM</w:t>
+      </w:r>
+    </w:p>
+    <w:p>
+      <w:pPr>
+        <w:pStyle w:val="FirstParagraph"/>
+      </w:pPr>
+      <w:r>
+        <w:t xml:space="preserve">A raw 768-dim</w:t>
+      </w:r>
+      <w:r>
+        <w:t xml:space="preserve"> </w:t>
+      </w:r>
+      <w:r>
+        <w:rPr>
+          <w:rStyle w:val="VerbatimChar"/>
+        </w:rPr>
+        <w:t xml:space="preserve">float32</w:t>
+      </w:r>
+      <w:r>
+        <w:t xml:space="preserve"> </w:t>
+      </w:r>
+      <w:r>
+        <w:t xml:space="preserve">vector is</w:t>
+      </w:r>
+      <w:r>
+        <w:t xml:space="preserve"> </w:t>
+      </w:r>
+      <w:r>
+        <w:rPr>
+          <w:b/>
+          <w:bCs/>
+        </w:rPr>
+        <w:t xml:space="preserve">~3 KB</w:t>
+      </w:r>
+      <w:r>
+        <w:t xml:space="preserve">; a billion of them is ~3 TB — too big</w:t>
+      </w:r>
+      <w:r>
+        <w:t xml:space="preserve"> </w:t>
+      </w:r>
+      <w:r>
+        <w:t xml:space="preserve">for memory.</w:t>
+      </w:r>
+      <w:r>
+        <w:t xml:space="preserve"> </w:t>
+      </w:r>
+      <w:r>
+        <w:rPr>
+          <w:b/>
+          <w:bCs/>
+        </w:rPr>
+        <w:t xml:space="preserve">PQ</w:t>
+      </w:r>
+      <w:r>
+        <w:t xml:space="preserve"> </w:t>
+      </w:r>
+      <w:r>
+        <w:t xml:space="preserve">shrinks each vector to a few</w:t>
+      </w:r>
+      <w:r>
+        <w:t xml:space="preserve"> </w:t>
+      </w:r>
+      <w:r>
+        <w:rPr>
+          <w:b/>
+          <w:bCs/>
+        </w:rPr>
+        <w:t xml:space="preserve">bytes</w:t>
+      </w:r>
+      <w:r>
+        <w:t xml:space="preserve">.</w:t>
+      </w:r>
+    </w:p>
+    <w:p>
+      <w:pPr>
+        <w:pStyle w:val="SourceCode"/>
+      </w:pPr>
+      <w:r>
+        <w:rPr>
+          <w:rStyle w:val="VerbatimChar"/>
+        </w:rPr>
+        <w:t xml:space="preserve">PQ in one picture (split a vector into m sub-vectors):</w:t>
+      </w:r>
+      <w:r>
+        <w:br/>
+      </w:r>
+      <w:r>
+        <w:rPr>
+          <w:rStyle w:val="VerbatimChar"/>
+        </w:rPr>
+        <w:t xml:space="preserve">  [   768-dim vector   ]  -&gt;  split into m=8 chunks of 96 dims</w:t>
+      </w:r>
+      <w:r>
+        <w:br/>
+      </w:r>
+      <w:r>
+        <w:rPr>
+          <w:rStyle w:val="VerbatimChar"/>
+        </w:rPr>
+        <w:t xml:space="preserve">   chunk1 chunk2 ... chunk8</w:t>
+      </w:r>
+      <w:r>
+        <w:br/>
+      </w:r>
+      <w:r>
+        <w:rPr>
+          <w:rStyle w:val="VerbatimChar"/>
+        </w:rPr>
+        <w:t xml:space="preserve">     |      |          |</w:t>
+      </w:r>
+      <w:r>
+        <w:br/>
+      </w:r>
+      <w:r>
+        <w:rPr>
+          <w:rStyle w:val="VerbatimChar"/>
+        </w:rPr>
+        <w:t xml:space="preserve">   k-means k-means   k-means      (each chunk has its own codebook of</w:t>
+      </w:r>
+      <w:r>
+        <w:br/>
+      </w:r>
+      <w:r>
+        <w:rPr>
+          <w:rStyle w:val="VerbatimChar"/>
+        </w:rPr>
+        <w:t xml:space="preserve">     v      v          v           e.g. 256 "centroids" = 1 byte each)</w:t>
+      </w:r>
+      <w:r>
+        <w:br/>
+      </w:r>
+      <w:r>
+        <w:rPr>
+          <w:rStyle w:val="VerbatimChar"/>
+        </w:rPr>
+        <w:t xml:space="preserve">    id=42  id=7  ...  id=200      -&gt; store 8 bytes instead of 3072 bytes</w:t>
+      </w:r>
+      <w:r>
+        <w:br/>
+      </w:r>
+      <w:r>
+        <w:rPr>
+          <w:rStyle w:val="VerbatimChar"/>
+        </w:rPr>
+        <w:t xml:space="preserve">=&gt; ~384x smaller. Distance is approximated from precomputed</w:t>
+      </w:r>
+      <w:r>
+        <w:br/>
+      </w:r>
+      <w:r>
+        <w:rPr>
+          <w:rStyle w:val="VerbatimChar"/>
+        </w:rPr>
+        <w:t xml:space="preserve">   centroid-distance tables (fast lookups, no full float math).</w:t>
+      </w:r>
+    </w:p>
+    <w:p>
+      <w:pPr>
+        <w:pStyle w:val="Compact"/>
+        <w:numPr>
+          <w:ilvl w:val="0"/>
+          <w:numId w:val="1007"/>
+        </w:numPr>
+      </w:pPr>
+      <w:r>
+        <w:rPr>
+          <w:b/>
+          <w:bCs/>
+        </w:rPr>
+        <w:t xml:space="preserve">How it works:</w:t>
+      </w:r>
+      <w:r>
+        <w:t xml:space="preserve"> </w:t>
+      </w:r>
+      <w:r>
+        <w:t xml:space="preserve">cut the vector into</w:t>
+      </w:r>
+      <w:r>
+        <w:t xml:space="preserve"> </w:t>
+      </w:r>
+      <w:r>
+        <w:rPr>
+          <w:b/>
+          <w:bCs/>
+        </w:rPr>
+        <w:t xml:space="preserve">m sub-vectors</w:t>
+      </w:r>
+      <w:r>
+        <w:t xml:space="preserve">; run k-means (usually 256</w:t>
+      </w:r>
+      <w:r>
+        <w:t xml:space="preserve"> </w:t>
+      </w:r>
+      <w:r>
+        <w:t xml:space="preserve">centroids →</w:t>
+      </w:r>
+      <w:r>
+        <w:t xml:space="preserve"> </w:t>
+      </w:r>
+      <w:r>
+        <w:rPr>
+          <w:b/>
+          <w:bCs/>
+        </w:rPr>
+        <w:t xml:space="preserve">1 byte</w:t>
+      </w:r>
+      <w:r>
+        <w:t xml:space="preserve">) on each sub-space; store only the</w:t>
+      </w:r>
+      <w:r>
+        <w:t xml:space="preserve"> </w:t>
+      </w:r>
+      <w:r>
+        <w:rPr>
+          <w:b/>
+          <w:bCs/>
+        </w:rPr>
+        <w:t xml:space="preserve">centroid IDs</w:t>
+      </w:r>
+      <w:r>
+        <w:t xml:space="preserve">. That’s</w:t>
+      </w:r>
+      <w:r>
+        <w:t xml:space="preserve"> </w:t>
+      </w:r>
+      <w:r>
+        <w:rPr>
+          <w:b/>
+          <w:bCs/>
+        </w:rPr>
+        <w:t xml:space="preserve">m bytes per vector</w:t>
+      </w:r>
+      <w:r>
+        <w:t xml:space="preserve">.</w:t>
+      </w:r>
+    </w:p>
+    <w:p>
+      <w:pPr>
+        <w:pStyle w:val="Compact"/>
+        <w:numPr>
+          <w:ilvl w:val="0"/>
+          <w:numId w:val="1007"/>
+        </w:numPr>
+      </w:pPr>
+      <w:r>
+        <w:rPr>
+          <w:b/>
+          <w:bCs/>
+        </w:rPr>
+        <w:t xml:space="preserve">Trade-off:</w:t>
+      </w:r>
+      <w:r>
+        <w:t xml:space="preserve"> </w:t>
+      </w:r>
+      <w:r>
+        <w:t xml:space="preserve">~</w:t>
+      </w:r>
+      <w:r>
+        <w:rPr>
+          <w:b/>
+          <w:bCs/>
+        </w:rPr>
+        <w:t xml:space="preserve">8–64× memory savings</w:t>
+      </w:r>
+      <w:r>
+        <w:t xml:space="preserve"> </w:t>
+      </w:r>
+      <w:r>
+        <w:t xml:space="preserve">for a small recall drop; distances are</w:t>
+      </w:r>
+      <w:r>
+        <w:t xml:space="preserve"> </w:t>
+      </w:r>
+      <w:r>
+        <w:rPr>
+          <w:b/>
+          <w:bCs/>
+        </w:rPr>
+        <w:t xml:space="preserve">approximate</w:t>
+      </w:r>
+      <w:r>
+        <w:t xml:space="preserve">. Add a</w:t>
+      </w:r>
+      <w:r>
+        <w:t xml:space="preserve"> </w:t>
+      </w:r>
+      <w:r>
+        <w:rPr>
+          <w:b/>
+          <w:bCs/>
+        </w:rPr>
+        <w:t xml:space="preserve">re-rank</w:t>
+      </w:r>
+      <w:r>
+        <w:t xml:space="preserve"> </w:t>
+      </w:r>
+      <w:r>
+        <w:t xml:space="preserve">step on exact vectors for the final top-k.</w:t>
+      </w:r>
+    </w:p>
+    <w:p>
+      <w:pPr>
+        <w:pStyle w:val="Compact"/>
+        <w:numPr>
+          <w:ilvl w:val="0"/>
+          <w:numId w:val="1007"/>
+        </w:numPr>
+      </w:pPr>
+      <w:r>
+        <w:rPr>
+          <w:b/>
+          <w:bCs/>
+        </w:rPr>
+        <w:t xml:space="preserve">Scalar quantization</w:t>
+      </w:r>
+      <w:r>
+        <w:t xml:space="preserve"> </w:t>
+      </w:r>
+      <w:r>
+        <w:t xml:space="preserve">is the simpler cousin: store each dim as</w:t>
+      </w:r>
+      <w:r>
+        <w:t xml:space="preserve"> </w:t>
+      </w:r>
+      <w:r>
+        <w:rPr>
+          <w:rStyle w:val="VerbatimChar"/>
+        </w:rPr>
+        <w:t xml:space="preserve">int8</w:t>
+      </w:r>
+      <w:r>
+        <w:t xml:space="preserve"> </w:t>
+      </w:r>
+      <w:r>
+        <w:t xml:space="preserve">instead of</w:t>
+      </w:r>
+      <w:r>
+        <w:t xml:space="preserve"> </w:t>
+      </w:r>
+      <w:r>
+        <w:rPr>
+          <w:rStyle w:val="VerbatimChar"/>
+        </w:rPr>
+        <w:t xml:space="preserve">float32</w:t>
+      </w:r>
+      <w:r>
+        <w:t xml:space="preserve"> </w:t>
+      </w:r>
+      <w:r>
+        <w:t xml:space="preserve">(4× smaller, tiny accuracy loss) — often the default first step.</w:t>
+      </w:r>
+    </w:p>
+    <w:bookmarkEnd w:id="19"/>
+    <w:bookmarkStart w:id="20" w:name="Xf8ecaff5adf40289239e5bf5f3bf53a649194b4"/>
+    <w:p>
+      <w:pPr>
+        <w:pStyle w:val="Heading4"/>
+      </w:pPr>
+      <w:r>
+        <w:t xml:space="preserve">Why vector DB internals are just graphs and trees (DSA tie)</w:t>
+      </w:r>
+    </w:p>
+    <w:p>
+      <w:pPr>
+        <w:pStyle w:val="FirstParagraph"/>
+      </w:pPr>
+      <w:r>
+        <w:t xml:space="preserve">Vector search is not new DSA — it’s</w:t>
+      </w:r>
+      <w:r>
+        <w:t xml:space="preserve"> </w:t>
+      </w:r>
+      <w:r>
+        <w:rPr>
+          <w:b/>
+          <w:bCs/>
+        </w:rPr>
+        <w:t xml:space="preserve">M1–M18 applied in high dimensions</w:t>
+      </w:r>
+      <w:r>
+        <w:t xml:space="preserve">:</w:t>
+      </w:r>
+    </w:p>
+    <w:p>
+      <w:pPr>
+        <w:pStyle w:val="Compact"/>
+        <w:numPr>
+          <w:ilvl w:val="0"/>
+          <w:numId w:val="1008"/>
+        </w:numPr>
+      </w:pPr>
+      <w:r>
+        <w:rPr>
+          <w:b/>
+          <w:bCs/>
+        </w:rPr>
+        <w:t xml:space="preserve">HNSW = a graph</w:t>
+      </w:r>
+      <w:r>
+        <w:t xml:space="preserve"> </w:t>
+      </w:r>
+      <w:r>
+        <w:t xml:space="preserve">(Module 10) with</w:t>
+      </w:r>
+      <w:r>
+        <w:t xml:space="preserve"> </w:t>
+      </w:r>
+      <w:r>
+        <w:rPr>
+          <w:b/>
+          <w:bCs/>
+        </w:rPr>
+        <w:t xml:space="preserve">skip-list layering</w:t>
+      </w:r>
+      <w:r>
+        <w:t xml:space="preserve"> </w:t>
+      </w:r>
+      <w:r>
+        <w:t xml:space="preserve">(Module 17): greedy</w:t>
+      </w:r>
+      <w:r>
+        <w:t xml:space="preserve"> </w:t>
+      </w:r>
+      <w:r>
+        <w:t xml:space="preserve">best-first traversal, exactly like graph search toward a goal.</w:t>
+      </w:r>
+    </w:p>
+    <w:p>
+      <w:pPr>
+        <w:pStyle w:val="Compact"/>
+        <w:numPr>
+          <w:ilvl w:val="0"/>
+          <w:numId w:val="1008"/>
+        </w:numPr>
+      </w:pPr>
+      <w:r>
+        <w:rPr>
+          <w:b/>
+          <w:bCs/>
+        </w:rPr>
+        <w:t xml:space="preserve">IVF = clustering + inverted lists</w:t>
+      </w:r>
+      <w:r>
+        <w:t xml:space="preserve"> </w:t>
+      </w:r>
+      <w:r>
+        <w:t xml:space="preserve">(the same</w:t>
+      </w:r>
+      <w:r>
+        <w:t xml:space="preserve"> </w:t>
+      </w:r>
+      <w:r>
+        <w:rPr>
+          <w:b/>
+          <w:bCs/>
+        </w:rPr>
+        <w:t xml:space="preserve">inverted index</w:t>
+      </w:r>
+      <w:r>
+        <w:t xml:space="preserve"> </w:t>
+      </w:r>
+      <w:r>
+        <w:t xml:space="preserve">search engines</w:t>
+      </w:r>
+      <w:r>
+        <w:t xml:space="preserve"> </w:t>
+      </w:r>
+      <w:r>
+        <w:t xml:space="preserve">use, Module 3/22).</w:t>
+      </w:r>
+    </w:p>
+    <w:p>
+      <w:pPr>
+        <w:pStyle w:val="Compact"/>
+        <w:numPr>
+          <w:ilvl w:val="0"/>
+          <w:numId w:val="1008"/>
+        </w:numPr>
+      </w:pPr>
+      <w:r>
+        <w:rPr>
+          <w:b/>
+          <w:bCs/>
+        </w:rPr>
+        <w:t xml:space="preserve">PQ = a lookup table / codebook</w:t>
+      </w:r>
+      <w:r>
+        <w:t xml:space="preserve"> </w:t>
+      </w:r>
+      <w:r>
+        <w:t xml:space="preserve">(hashing to centroid IDs, Module 7).</w:t>
+      </w:r>
+    </w:p>
+    <w:p>
+      <w:pPr>
+        <w:pStyle w:val="Compact"/>
+        <w:numPr>
+          <w:ilvl w:val="0"/>
+          <w:numId w:val="1008"/>
+        </w:numPr>
+      </w:pPr>
+      <w:r>
+        <w:rPr>
+          <w:b/>
+          <w:bCs/>
+        </w:rPr>
+        <w:t xml:space="preserve">KD-tree / ball-tree</w:t>
+      </w:r>
+      <w:r>
+        <w:t xml:space="preserve"> </w:t>
+      </w:r>
+      <w:r>
+        <w:t xml:space="preserve">(space-partitioning</w:t>
+      </w:r>
+      <w:r>
+        <w:t xml:space="preserve"> </w:t>
+      </w:r>
+      <w:r>
+        <w:rPr>
+          <w:b/>
+          <w:bCs/>
+        </w:rPr>
+        <w:t xml:space="preserve">trees</w:t>
+      </w:r>
+      <w:r>
+        <w:t xml:space="preserve">, Module 17) work in</w:t>
+      </w:r>
+      <w:r>
+        <w:t xml:space="preserve"> </w:t>
+      </w:r>
+      <w:r>
+        <w:rPr>
+          <w:b/>
+          <w:bCs/>
+        </w:rPr>
+        <w:t xml:space="preserve">low</w:t>
+      </w:r>
+      <w:r>
+        <w:t xml:space="preserve"> </w:t>
+      </w:r>
+      <w:r>
+        <w:t xml:space="preserve">dimensions but collapse in high-D — which is</w:t>
+      </w:r>
+      <w:r>
+        <w:t xml:space="preserve"> </w:t>
+      </w:r>
+      <w:r>
+        <w:rPr>
+          <w:i/>
+          <w:iCs/>
+        </w:rPr>
+        <w:t xml:space="preserve">why</w:t>
+      </w:r>
+      <w:r>
+        <w:t xml:space="preserve"> </w:t>
+      </w:r>
+      <w:r>
+        <w:t xml:space="preserve">graphs (HNSW) took over.</w:t>
+      </w:r>
+    </w:p>
+    <w:bookmarkEnd w:id="20"/>
+    <w:bookmarkEnd w:id="21"/>
+    <w:bookmarkStart w:id="22" w:name="mcqs-1"/>
     <w:p>
       <w:pPr>
         <w:pStyle w:val="Heading3"/>
@@ -1117,7 +2968,7 @@
         <w:pStyle w:val="Compact"/>
         <w:numPr>
           <w:ilvl w:val="0"/>
-          <w:numId w:val="1004"/>
+          <w:numId w:val="1009"/>
         </w:numPr>
       </w:pPr>
       <w:r>
@@ -1142,7 +2993,7 @@
         <w:pStyle w:val="Compact"/>
         <w:numPr>
           <w:ilvl w:val="0"/>
-          <w:numId w:val="1004"/>
+          <w:numId w:val="1009"/>
         </w:numPr>
       </w:pPr>
       <w:r>
@@ -1167,7 +3018,7 @@
         <w:pStyle w:val="Compact"/>
         <w:numPr>
           <w:ilvl w:val="0"/>
-          <w:numId w:val="1004"/>
+          <w:numId w:val="1009"/>
         </w:numPr>
       </w:pPr>
       <w:r>
@@ -1198,6 +3049,150 @@
           <w:bCs/>
         </w:rPr>
         <w:t xml:space="preserve">accuracy</w:t>
+      </w:r>
+      <w:r>
+        <w:t xml:space="preserve">.</w:t>
+      </w:r>
+    </w:p>
+    <w:p>
+      <w:pPr>
+        <w:pStyle w:val="Compact"/>
+        <w:numPr>
+          <w:ilvl w:val="0"/>
+          <w:numId w:val="1009"/>
+        </w:numPr>
+      </w:pPr>
+      <w:r>
+        <w:t xml:space="preserve">HNSW’s underlying data structure? → a</w:t>
+      </w:r>
+      <w:r>
+        <w:t xml:space="preserve"> </w:t>
+      </w:r>
+      <w:r>
+        <w:rPr>
+          <w:b/>
+          <w:bCs/>
+        </w:rPr>
+        <w:t xml:space="preserve">layered graph</w:t>
+      </w:r>
+      <w:r>
+        <w:t xml:space="preserve">.</w:t>
+      </w:r>
+    </w:p>
+    <w:p>
+      <w:pPr>
+        <w:pStyle w:val="Compact"/>
+        <w:numPr>
+          <w:ilvl w:val="0"/>
+          <w:numId w:val="1009"/>
+        </w:numPr>
+      </w:pPr>
+      <w:r>
+        <w:t xml:space="preserve">IVF’s two main knobs? →</w:t>
+      </w:r>
+      <w:r>
+        <w:t xml:space="preserve"> </w:t>
+      </w:r>
+      <w:r>
+        <w:rPr>
+          <w:b/>
+          <w:bCs/>
+        </w:rPr>
+        <w:t xml:space="preserve">nlist</w:t>
+      </w:r>
+      <w:r>
+        <w:t xml:space="preserve"> </w:t>
+      </w:r>
+      <w:r>
+        <w:t xml:space="preserve">(#clusters) and</w:t>
+      </w:r>
+      <w:r>
+        <w:t xml:space="preserve"> </w:t>
+      </w:r>
+      <w:r>
+        <w:rPr>
+          <w:b/>
+          <w:bCs/>
+        </w:rPr>
+        <w:t xml:space="preserve">nprobe</w:t>
+      </w:r>
+      <w:r>
+        <w:t xml:space="preserve"> </w:t>
+      </w:r>
+      <w:r>
+        <w:t xml:space="preserve">(#probed).</w:t>
+      </w:r>
+    </w:p>
+    <w:p>
+      <w:pPr>
+        <w:pStyle w:val="Compact"/>
+        <w:numPr>
+          <w:ilvl w:val="0"/>
+          <w:numId w:val="1009"/>
+        </w:numPr>
+      </w:pPr>
+      <w:r>
+        <w:t xml:space="preserve">PQ stores what per vector instead of floats? →</w:t>
+      </w:r>
+      <w:r>
+        <w:t xml:space="preserve"> </w:t>
+      </w:r>
+      <w:r>
+        <w:rPr>
+          <w:b/>
+          <w:bCs/>
+        </w:rPr>
+        <w:t xml:space="preserve">centroid IDs (bytes)</w:t>
+      </w:r>
+      <w:r>
+        <w:t xml:space="preserve">.</w:t>
+      </w:r>
+    </w:p>
+    <w:p>
+      <w:pPr>
+        <w:pStyle w:val="Compact"/>
+        <w:numPr>
+          <w:ilvl w:val="0"/>
+          <w:numId w:val="1009"/>
+        </w:numPr>
+      </w:pPr>
+      <w:r>
+        <w:t xml:space="preserve">Billion-scale FAISS combo? →</w:t>
+      </w:r>
+      <w:r>
+        <w:t xml:space="preserve"> </w:t>
+      </w:r>
+      <w:r>
+        <w:rPr>
+          <w:b/>
+          <w:bCs/>
+        </w:rPr>
+        <w:t xml:space="preserve">IVF + PQ</w:t>
+      </w:r>
+      <w:r>
+        <w:t xml:space="preserve">.</w:t>
+      </w:r>
+    </w:p>
+    <w:p>
+      <w:pPr>
+        <w:pStyle w:val="Compact"/>
+        <w:numPr>
+          <w:ilvl w:val="0"/>
+          <w:numId w:val="1009"/>
+        </w:numPr>
+      </w:pPr>
+      <w:r>
+        <w:t xml:space="preserve">Why do KD-trees fail for embeddings? →</w:t>
+      </w:r>
+      <w:r>
+        <w:t xml:space="preserve"> </w:t>
+      </w:r>
+      <w:r>
+        <w:rPr>
+          <w:b/>
+          <w:bCs/>
+        </w:rPr>
+        <w:t xml:space="preserve">curse of dimensionality</w:t>
       </w:r>
       <w:r>
         <w:t xml:space="preserve">.</w:t>
@@ -1210,9 +3205,9 @@
         </w:pict>
       </w:r>
     </w:p>
-    <w:bookmarkEnd w:id="18"/>
-    <w:bookmarkEnd w:id="19"/>
-    <w:bookmarkStart w:id="21" w:name="rag-retrieval-augmented-generation"/>
+    <w:bookmarkEnd w:id="22"/>
+    <w:bookmarkEnd w:id="23"/>
+    <w:bookmarkStart w:id="26" w:name="rag-retrieval-augmented-generation"/>
     <w:p>
       <w:pPr>
         <w:pStyle w:val="Heading2"/>
@@ -1272,7 +3267,7 @@
         <w:pStyle w:val="Compact"/>
         <w:numPr>
           <w:ilvl w:val="0"/>
-          <w:numId w:val="1005"/>
+          <w:numId w:val="1010"/>
         </w:numPr>
       </w:pPr>
       <w:r>
@@ -1316,7 +3311,7 @@
         <w:pStyle w:val="Compact"/>
         <w:numPr>
           <w:ilvl w:val="0"/>
-          <w:numId w:val="1005"/>
+          <w:numId w:val="1010"/>
         </w:numPr>
       </w:pPr>
       <w:r>
@@ -1355,7 +3350,518 @@
         <w:t xml:space="preserve">retraining; reduces hallucination.</w:t>
       </w:r>
     </w:p>
-    <w:bookmarkStart w:id="20" w:name="mcqs-2"/>
+    <w:bookmarkStart w:id="24" w:name="X53f99bd733177f8129aea99bc96d9d7c7b4a6e6"/>
+    <w:p>
+      <w:pPr>
+        <w:pStyle w:val="Heading4"/>
+      </w:pPr>
+      <w:r>
+        <w:t xml:space="preserve">Chunking strategies (the part that decides RAG quality)</w:t>
+      </w:r>
+    </w:p>
+    <w:p>
+      <w:pPr>
+        <w:pStyle w:val="FirstParagraph"/>
+      </w:pPr>
+      <w:r>
+        <w:t xml:space="preserve">Chunks that are</w:t>
+      </w:r>
+      <w:r>
+        <w:t xml:space="preserve"> </w:t>
+      </w:r>
+      <w:r>
+        <w:rPr>
+          <w:b/>
+          <w:bCs/>
+        </w:rPr>
+        <w:t xml:space="preserve">too big</w:t>
+      </w:r>
+      <w:r>
+        <w:t xml:space="preserve"> </w:t>
+      </w:r>
+      <w:r>
+        <w:t xml:space="preserve">dilute the match;</w:t>
+      </w:r>
+      <w:r>
+        <w:t xml:space="preserve"> </w:t>
+      </w:r>
+      <w:r>
+        <w:rPr>
+          <w:b/>
+          <w:bCs/>
+        </w:rPr>
+        <w:t xml:space="preserve">too small</w:t>
+      </w:r>
+      <w:r>
+        <w:t xml:space="preserve"> </w:t>
+      </w:r>
+      <w:r>
+        <w:t xml:space="preserve">lose context. Chunking</w:t>
+      </w:r>
+      <w:r>
+        <w:t xml:space="preserve"> </w:t>
+      </w:r>
+      <w:r>
+        <w:t xml:space="preserve">is a</w:t>
+      </w:r>
+      <w:r>
+        <w:t xml:space="preserve"> </w:t>
+      </w:r>
+      <w:r>
+        <w:rPr>
+          <w:b/>
+          <w:bCs/>
+        </w:rPr>
+        <w:t xml:space="preserve">sliding-window</w:t>
+      </w:r>
+      <w:r>
+        <w:t xml:space="preserve"> </w:t>
+      </w:r>
+      <w:r>
+        <w:t xml:space="preserve">problem over text — the classic two-pointer pattern.</w:t>
+      </w:r>
+    </w:p>
+    <w:tbl>
+      <w:tblPr>
+        <w:tblStyle w:val="Table"/>
+        <w:tblW w:type="pct" w:w="5000"/>
+        <w:tblLayout w:type="fixed"/>
+        <w:tblLook w:firstRow="1" w:lastRow="0" w:firstColumn="0" w:lastColumn="0" w:noHBand="0" w:noVBand="0" w:val="0020"/>
+      </w:tblPr>
+      <w:tblGrid>
+        <w:gridCol w:w="2640"/>
+        <w:gridCol w:w="2640"/>
+        <w:gridCol w:w="2640"/>
+      </w:tblGrid>
+      <w:tr>
+        <w:trPr>
+          <w:tblHeader w:val="on"/>
+        </w:trPr>
+        <w:tc>
+          <w:tcPr/>
+          <w:p>
+            <w:pPr>
+              <w:pStyle w:val="Compact"/>
+            </w:pPr>
+            <w:r>
+              <w:t xml:space="preserve">Strategy</w:t>
+            </w:r>
+          </w:p>
+        </w:tc>
+        <w:tc>
+          <w:tcPr/>
+          <w:p>
+            <w:pPr>
+              <w:pStyle w:val="Compact"/>
+            </w:pPr>
+            <w:r>
+              <w:t xml:space="preserve">How</w:t>
+            </w:r>
+          </w:p>
+        </w:tc>
+        <w:tc>
+          <w:tcPr/>
+          <w:p>
+            <w:pPr>
+              <w:pStyle w:val="Compact"/>
+            </w:pPr>
+            <w:r>
+              <w:t xml:space="preserve">When to use</w:t>
+            </w:r>
+          </w:p>
+        </w:tc>
+      </w:tr>
+      <w:tr>
+        <w:tc>
+          <w:tcPr/>
+          <w:p>
+            <w:pPr>
+              <w:pStyle w:val="Compact"/>
+            </w:pPr>
+            <w:r>
+              <w:rPr>
+                <w:b/>
+                <w:bCs/>
+              </w:rPr>
+              <w:t xml:space="preserve">Fixed-size</w:t>
+            </w:r>
+          </w:p>
+        </w:tc>
+        <w:tc>
+          <w:tcPr/>
+          <w:p>
+            <w:pPr>
+              <w:pStyle w:val="Compact"/>
+            </w:pPr>
+            <w:r>
+              <w:t xml:space="preserve">every N tokens (e.g. 512)</w:t>
+            </w:r>
+          </w:p>
+        </w:tc>
+        <w:tc>
+          <w:tcPr/>
+          <w:p>
+            <w:pPr>
+              <w:pStyle w:val="Compact"/>
+            </w:pPr>
+            <w:r>
+              <w:t xml:space="preserve">simplest baseline</w:t>
+            </w:r>
+          </w:p>
+        </w:tc>
+      </w:tr>
+      <w:tr>
+        <w:tc>
+          <w:tcPr/>
+          <w:p>
+            <w:pPr>
+              <w:pStyle w:val="Compact"/>
+            </w:pPr>
+            <w:r>
+              <w:rPr>
+                <w:b/>
+                <w:bCs/>
+              </w:rPr>
+              <w:t xml:space="preserve">Fixed + overlap</w:t>
+            </w:r>
+          </w:p>
+        </w:tc>
+        <w:tc>
+          <w:tcPr/>
+          <w:p>
+            <w:pPr>
+              <w:pStyle w:val="Compact"/>
+            </w:pPr>
+            <w:r>
+              <w:t xml:space="preserve">N tokens, slide by N−k (overlap k)</w:t>
+            </w:r>
+          </w:p>
+        </w:tc>
+        <w:tc>
+          <w:tcPr/>
+          <w:p>
+            <w:pPr>
+              <w:pStyle w:val="Compact"/>
+            </w:pPr>
+            <w:r>
+              <w:t xml:space="preserve">keep context across boundaries</w:t>
+            </w:r>
+          </w:p>
+        </w:tc>
+      </w:tr>
+      <w:tr>
+        <w:tc>
+          <w:tcPr/>
+          <w:p>
+            <w:pPr>
+              <w:pStyle w:val="Compact"/>
+            </w:pPr>
+            <w:r>
+              <w:rPr>
+                <w:b/>
+                <w:bCs/>
+              </w:rPr>
+              <w:t xml:space="preserve">Sentence / paragraph</w:t>
+            </w:r>
+          </w:p>
+        </w:tc>
+        <w:tc>
+          <w:tcPr/>
+          <w:p>
+            <w:pPr>
+              <w:pStyle w:val="Compact"/>
+            </w:pPr>
+            <w:r>
+              <w:t xml:space="preserve">split on</w:t>
+            </w:r>
+            <w:r>
+              <w:t xml:space="preserve"> </w:t>
+            </w:r>
+            <w:r>
+              <w:rPr>
+                <w:rStyle w:val="VerbatimChar"/>
+              </w:rPr>
+              <w:t xml:space="preserve">.</w:t>
+            </w:r>
+            <w:r>
+              <w:t xml:space="preserve">/</w:t>
+            </w:r>
+            <w:r>
+              <w:rPr>
+                <w:rStyle w:val="VerbatimChar"/>
+              </w:rPr>
+              <w:t xml:space="preserve">\n\n</w:t>
+            </w:r>
+            <w:r>
+              <w:t xml:space="preserve"> </w:t>
+            </w:r>
+            <w:r>
+              <w:t xml:space="preserve">boundaries</w:t>
+            </w:r>
+          </w:p>
+        </w:tc>
+        <w:tc>
+          <w:tcPr/>
+          <w:p>
+            <w:pPr>
+              <w:pStyle w:val="Compact"/>
+            </w:pPr>
+            <w:r>
+              <w:t xml:space="preserve">keeps ideas whole</w:t>
+            </w:r>
+          </w:p>
+        </w:tc>
+      </w:tr>
+      <w:tr>
+        <w:tc>
+          <w:tcPr/>
+          <w:p>
+            <w:pPr>
+              <w:pStyle w:val="Compact"/>
+            </w:pPr>
+            <w:r>
+              <w:rPr>
+                <w:b/>
+                <w:bCs/>
+              </w:rPr>
+              <w:t xml:space="preserve">Recursive</w:t>
+            </w:r>
+          </w:p>
+        </w:tc>
+        <w:tc>
+          <w:tcPr/>
+          <w:p>
+            <w:pPr>
+              <w:pStyle w:val="Compact"/>
+            </w:pPr>
+            <w:r>
+              <w:t xml:space="preserve">try paragraph → sentence → word until it fits</w:t>
+            </w:r>
+          </w:p>
+        </w:tc>
+        <w:tc>
+          <w:tcPr/>
+          <w:p>
+            <w:pPr>
+              <w:pStyle w:val="Compact"/>
+            </w:pPr>
+            <w:r>
+              <w:t xml:space="preserve">good general default</w:t>
+            </w:r>
+          </w:p>
+        </w:tc>
+      </w:tr>
+      <w:tr>
+        <w:tc>
+          <w:tcPr/>
+          <w:p>
+            <w:pPr>
+              <w:pStyle w:val="Compact"/>
+            </w:pPr>
+            <w:r>
+              <w:rPr>
+                <w:b/>
+                <w:bCs/>
+              </w:rPr>
+              <w:t xml:space="preserve">Semantic</w:t>
+            </w:r>
+          </w:p>
+        </w:tc>
+        <w:tc>
+          <w:tcPr/>
+          <w:p>
+            <w:pPr>
+              <w:pStyle w:val="Compact"/>
+            </w:pPr>
+            <w:r>
+              <w:t xml:space="preserve">split where embedding similarity drops</w:t>
+            </w:r>
+          </w:p>
+        </w:tc>
+        <w:tc>
+          <w:tcPr/>
+          <w:p>
+            <w:pPr>
+              <w:pStyle w:val="Compact"/>
+            </w:pPr>
+            <w:r>
+              <w:t xml:space="preserve">best quality, more compute</w:t>
+            </w:r>
+          </w:p>
+        </w:tc>
+      </w:tr>
+    </w:tbl>
+    <w:p>
+      <w:pPr>
+        <w:pStyle w:val="SourceCode"/>
+      </w:pPr>
+      <w:r>
+        <w:rPr>
+          <w:rStyle w:val="VerbatimChar"/>
+        </w:rPr>
+        <w:t xml:space="preserve">Fixed window with overlap (window=100, overlap=20):</w:t>
+      </w:r>
+      <w:r>
+        <w:br/>
+      </w:r>
+      <w:r>
+        <w:rPr>
+          <w:rStyle w:val="VerbatimChar"/>
+        </w:rPr>
+        <w:t xml:space="preserve">  [----- chunk 1 (0..100) -----]</w:t>
+      </w:r>
+      <w:r>
+        <w:br/>
+      </w:r>
+      <w:r>
+        <w:rPr>
+          <w:rStyle w:val="VerbatimChar"/>
+        </w:rPr>
+        <w:t xml:space="preserve">                    [----- chunk 2 (80..180) -----]</w:t>
+      </w:r>
+      <w:r>
+        <w:br/>
+      </w:r>
+      <w:r>
+        <w:rPr>
+          <w:rStyle w:val="VerbatimChar"/>
+        </w:rPr>
+        <w:t xml:space="preserve">                                       [--- chunk 3 (160..260) ---]</w:t>
+      </w:r>
+      <w:r>
+        <w:br/>
+      </w:r>
+      <w:r>
+        <w:rPr>
+          <w:rStyle w:val="VerbatimChar"/>
+        </w:rPr>
+        <w:t xml:space="preserve">=&gt; the 20-token overlap means a sentence split across a boundary</w:t>
+      </w:r>
+      <w:r>
+        <w:br/>
+      </w:r>
+      <w:r>
+        <w:rPr>
+          <w:rStyle w:val="VerbatimChar"/>
+        </w:rPr>
+        <w:t xml:space="preserve">   still appears whole in one chunk (no lost context).</w:t>
+      </w:r>
+    </w:p>
+    <w:p>
+      <w:pPr>
+        <w:pStyle w:val="Compact"/>
+        <w:numPr>
+          <w:ilvl w:val="0"/>
+          <w:numId w:val="1011"/>
+        </w:numPr>
+      </w:pPr>
+      <w:r>
+        <w:rPr>
+          <w:b/>
+          <w:bCs/>
+        </w:rPr>
+        <w:t xml:space="preserve">Overlap</w:t>
+      </w:r>
+      <w:r>
+        <w:t xml:space="preserve"> </w:t>
+      </w:r>
+      <w:r>
+        <w:t xml:space="preserve">(typically 10–20%) is the single easiest quality win — it stops a fact</w:t>
+      </w:r>
+      <w:r>
+        <w:t xml:space="preserve"> </w:t>
+      </w:r>
+      <w:r>
+        <w:t xml:space="preserve">from being cut in half at a chunk edge.</w:t>
+      </w:r>
+    </w:p>
+    <w:p>
+      <w:pPr>
+        <w:pStyle w:val="Compact"/>
+        <w:numPr>
+          <w:ilvl w:val="0"/>
+          <w:numId w:val="1011"/>
+        </w:numPr>
+      </w:pPr>
+      <w:r>
+        <w:rPr>
+          <w:b/>
+          <w:bCs/>
+        </w:rPr>
+        <w:t xml:space="preserve">Pitfall:</w:t>
+      </w:r>
+      <w:r>
+        <w:t xml:space="preserve"> </w:t>
+      </w:r>
+      <w:r>
+        <w:t xml:space="preserve">chunk by</w:t>
+      </w:r>
+      <w:r>
+        <w:t xml:space="preserve"> </w:t>
+      </w:r>
+      <w:r>
+        <w:rPr>
+          <w:b/>
+          <w:bCs/>
+        </w:rPr>
+        <w:t xml:space="preserve">tokens</w:t>
+      </w:r>
+      <w:r>
+        <w:t xml:space="preserve">, not characters, so a chunk never exceeds the</w:t>
+      </w:r>
+      <w:r>
+        <w:t xml:space="preserve"> </w:t>
+      </w:r>
+      <w:r>
+        <w:t xml:space="preserve">embedding model’s limit. Store the source doc + offsets as metadata for</w:t>
+      </w:r>
+      <w:r>
+        <w:t xml:space="preserve"> </w:t>
+      </w:r>
+      <w:r>
+        <w:t xml:space="preserve">citations.</w:t>
+      </w:r>
+    </w:p>
+    <w:p>
+      <w:pPr>
+        <w:pStyle w:val="Compact"/>
+        <w:numPr>
+          <w:ilvl w:val="0"/>
+          <w:numId w:val="1011"/>
+        </w:numPr>
+      </w:pPr>
+      <w:r>
+        <w:rPr>
+          <w:b/>
+          <w:bCs/>
+        </w:rPr>
+        <w:t xml:space="preserve">Re-ranking:</w:t>
+      </w:r>
+      <w:r>
+        <w:t xml:space="preserve"> </w:t>
+      </w:r>
+      <w:r>
+        <w:t xml:space="preserve">ANN gives ~top-50 fast (recall); a slower</w:t>
+      </w:r>
+      <w:r>
+        <w:t xml:space="preserve"> </w:t>
+      </w:r>
+      <w:r>
+        <w:rPr>
+          <w:b/>
+          <w:bCs/>
+        </w:rPr>
+        <w:t xml:space="preserve">cross-encoder</w:t>
+      </w:r>
+      <w:r>
+        <w:t xml:space="preserve"> </w:t>
+      </w:r>
+      <w:r>
+        <w:t xml:space="preserve">re-ranks them to the final top-5 (precision). Two-stage retrieval = fast + accurate.</w:t>
+      </w:r>
+    </w:p>
+    <w:bookmarkEnd w:id="24"/>
+    <w:bookmarkStart w:id="25" w:name="mcqs-2"/>
     <w:p>
       <w:pPr>
         <w:pStyle w:val="Heading3"/>
@@ -1369,7 +3875,7 @@
         <w:pStyle w:val="Compact"/>
         <w:numPr>
           <w:ilvl w:val="0"/>
-          <w:numId w:val="1006"/>
+          <w:numId w:val="1012"/>
         </w:numPr>
       </w:pPr>
       <w:r>
@@ -1394,7 +3900,7 @@
         <w:pStyle w:val="Compact"/>
         <w:numPr>
           <w:ilvl w:val="0"/>
-          <w:numId w:val="1006"/>
+          <w:numId w:val="1012"/>
         </w:numPr>
       </w:pPr>
       <w:r>
@@ -1422,7 +3928,7 @@
         <w:pStyle w:val="Compact"/>
         <w:numPr>
           <w:ilvl w:val="0"/>
-          <w:numId w:val="1006"/>
+          <w:numId w:val="1012"/>
         </w:numPr>
       </w:pPr>
       <w:r>
@@ -1437,6 +3943,87 @@
           <w:bCs/>
         </w:rPr>
         <w:t xml:space="preserve">heap / ANN index</w:t>
+      </w:r>
+      <w:r>
+        <w:t xml:space="preserve">.</w:t>
+      </w:r>
+    </w:p>
+    <w:p>
+      <w:pPr>
+        <w:pStyle w:val="Compact"/>
+        <w:numPr>
+          <w:ilvl w:val="0"/>
+          <w:numId w:val="1012"/>
+        </w:numPr>
+      </w:pPr>
+      <w:r>
+        <w:t xml:space="preserve">Cheapest chunking quality win? →</w:t>
+      </w:r>
+      <w:r>
+        <w:t xml:space="preserve"> </w:t>
+      </w:r>
+      <w:r>
+        <w:rPr>
+          <w:b/>
+          <w:bCs/>
+        </w:rPr>
+        <w:t xml:space="preserve">overlap</w:t>
+      </w:r>
+      <w:r>
+        <w:t xml:space="preserve"> </w:t>
+      </w:r>
+      <w:r>
+        <w:t xml:space="preserve">between chunks.</w:t>
+      </w:r>
+    </w:p>
+    <w:p>
+      <w:pPr>
+        <w:pStyle w:val="Compact"/>
+        <w:numPr>
+          <w:ilvl w:val="0"/>
+          <w:numId w:val="1012"/>
+        </w:numPr>
+      </w:pPr>
+      <w:r>
+        <w:t xml:space="preserve">Chunking is which array pattern? → a</w:t>
+      </w:r>
+      <w:r>
+        <w:t xml:space="preserve"> </w:t>
+      </w:r>
+      <w:r>
+        <w:rPr>
+          <w:b/>
+          <w:bCs/>
+        </w:rPr>
+        <w:t xml:space="preserve">sliding window</w:t>
+      </w:r>
+      <w:r>
+        <w:t xml:space="preserve"> </w:t>
+      </w:r>
+      <w:r>
+        <w:t xml:space="preserve">over tokens.</w:t>
+      </w:r>
+    </w:p>
+    <w:p>
+      <w:pPr>
+        <w:pStyle w:val="Compact"/>
+        <w:numPr>
+          <w:ilvl w:val="0"/>
+          <w:numId w:val="1012"/>
+        </w:numPr>
+      </w:pPr>
+      <w:r>
+        <w:t xml:space="preserve">Two-stage retrieval? →</w:t>
+      </w:r>
+      <w:r>
+        <w:t xml:space="preserve"> </w:t>
+      </w:r>
+      <w:r>
+        <w:rPr>
+          <w:b/>
+          <w:bCs/>
+        </w:rPr>
+        <w:t xml:space="preserve">ANN recall → cross-encoder re-rank</w:t>
       </w:r>
       <w:r>
         <w:t xml:space="preserve">.</w:t>
@@ -1449,9 +4036,9 @@
         </w:pict>
       </w:r>
     </w:p>
-    <w:bookmarkEnd w:id="20"/>
-    <w:bookmarkEnd w:id="21"/>
-    <w:bookmarkStart w:id="28" w:name="Xb03bb83023dc19305b2ec53c268ff45faa9b1c8"/>
+    <w:bookmarkEnd w:id="25"/>
+    <w:bookmarkEnd w:id="26"/>
+    <w:bookmarkStart w:id="33" w:name="Xb03bb83023dc19305b2ec53c268ff45faa9b1c8"/>
     <w:p>
       <w:pPr>
         <w:pStyle w:val="Heading2"/>
@@ -1460,7 +4047,7 @@
         <w:t xml:space="preserve">21.4 Tokenization &amp; LLM Decoding Data Structures</w:t>
       </w:r>
     </w:p>
-    <w:bookmarkStart w:id="22" w:name="tokenization-bpe"/>
+    <w:bookmarkStart w:id="27" w:name="tokenization-bpe"/>
     <w:p>
       <w:pPr>
         <w:pStyle w:val="Heading3"/>
@@ -1581,8 +4168,377 @@
         <w:t xml:space="preserve">, Module 11.)</w:t>
       </w:r>
     </w:p>
-    <w:bookmarkEnd w:id="22"/>
-    <w:bookmarkStart w:id="26" w:name="beam-search-decoding"/>
+    <w:p>
+      <w:pPr>
+        <w:pStyle w:val="BodyText"/>
+      </w:pPr>
+      <w:r>
+        <w:rPr>
+          <w:b/>
+          <w:bCs/>
+        </w:rPr>
+        <w:t xml:space="preserve">Training BPE — a tiny dry run.</w:t>
+      </w:r>
+      <w:r>
+        <w:t xml:space="preserve"> </w:t>
+      </w:r>
+      <w:r>
+        <w:t xml:space="preserve">Start with characters, then merge the most</w:t>
+      </w:r>
+      <w:r>
+        <w:t xml:space="preserve"> </w:t>
+      </w:r>
+      <w:r>
+        <w:t xml:space="preserve">frequent adjacent pair, over and over:</w:t>
+      </w:r>
+    </w:p>
+    <w:p>
+      <w:pPr>
+        <w:pStyle w:val="SourceCode"/>
+      </w:pPr>
+      <w:r>
+        <w:rPr>
+          <w:rStyle w:val="VerbatimChar"/>
+        </w:rPr>
+        <w:t xml:space="preserve">Corpus (as chars):  l o w   l o w   l o w e r   n e w e s t</w:t>
+      </w:r>
+      <w:r>
+        <w:br/>
+      </w:r>
+      <w:r>
+        <w:rPr>
+          <w:rStyle w:val="VerbatimChar"/>
+        </w:rPr>
+        <w:t xml:space="preserve">Step 1: most frequent pair = ("l","o")  -&gt; merge into "lo"</w:t>
+      </w:r>
+      <w:r>
+        <w:br/>
+      </w:r>
+      <w:r>
+        <w:rPr>
+          <w:rStyle w:val="VerbatimChar"/>
+        </w:rPr>
+        <w:t xml:space="preserve">        lo w   lo w   lo w e r   n e w e s t</w:t>
+      </w:r>
+      <w:r>
+        <w:br/>
+      </w:r>
+      <w:r>
+        <w:rPr>
+          <w:rStyle w:val="VerbatimChar"/>
+        </w:rPr>
+        <w:t xml:space="preserve">Step 2: most frequent pair = ("lo","w") -&gt; merge into "low"</w:t>
+      </w:r>
+      <w:r>
+        <w:br/>
+      </w:r>
+      <w:r>
+        <w:rPr>
+          <w:rStyle w:val="VerbatimChar"/>
+        </w:rPr>
+        <w:t xml:space="preserve">        low   low   low e r   n e w e s t</w:t>
+      </w:r>
+      <w:r>
+        <w:br/>
+      </w:r>
+      <w:r>
+        <w:rPr>
+          <w:rStyle w:val="VerbatimChar"/>
+        </w:rPr>
+        <w:t xml:space="preserve">Step 3: most frequent pair = ("e","s")  -&gt; merge into "es"</w:t>
+      </w:r>
+      <w:r>
+        <w:br/>
+      </w:r>
+      <w:r>
+        <w:rPr>
+          <w:rStyle w:val="VerbatimChar"/>
+        </w:rPr>
+        <w:t xml:space="preserve">        low   low   low e r   n e w es t</w:t>
+      </w:r>
+      <w:r>
+        <w:br/>
+      </w:r>
+      <w:r>
+        <w:rPr>
+          <w:rStyle w:val="VerbatimChar"/>
+        </w:rPr>
+        <w:t xml:space="preserve">... continue until you reach the target vocabulary size.</w:t>
+      </w:r>
+      <w:r>
+        <w:br/>
+      </w:r>
+      <w:r>
+        <w:rPr>
+          <w:rStyle w:val="VerbatimChar"/>
+        </w:rPr>
+        <w:t xml:space="preserve">Each merge is one new token; the ordered list of merges is the "merge table".</w:t>
+      </w:r>
+    </w:p>
+    <w:p>
+      <w:pPr>
+        <w:pStyle w:val="Compact"/>
+        <w:numPr>
+          <w:ilvl w:val="0"/>
+          <w:numId w:val="1013"/>
+        </w:numPr>
+      </w:pPr>
+      <w:r>
+        <w:rPr>
+          <w:b/>
+          <w:bCs/>
+        </w:rPr>
+        <w:t xml:space="preserve">Data structures:</w:t>
+      </w:r>
+      <w:r>
+        <w:t xml:space="preserve"> </w:t>
+      </w:r>
+      <w:r>
+        <w:t xml:space="preserve">a</w:t>
+      </w:r>
+      <w:r>
+        <w:t xml:space="preserve"> </w:t>
+      </w:r>
+      <w:r>
+        <w:rPr>
+          <w:b/>
+          <w:bCs/>
+        </w:rPr>
+        <w:t xml:space="preserve">hashmap</w:t>
+      </w:r>
+      <w:r>
+        <w:t xml:space="preserve"> </w:t>
+      </w:r>
+      <w:r>
+        <w:t xml:space="preserve">counts pair frequencies each round; the ordered</w:t>
+      </w:r>
+      <w:r>
+        <w:t xml:space="preserve"> </w:t>
+      </w:r>
+      <w:r>
+        <w:rPr>
+          <w:b/>
+          <w:bCs/>
+        </w:rPr>
+        <w:t xml:space="preserve">merge rules</w:t>
+      </w:r>
+      <w:r>
+        <w:t xml:space="preserve"> </w:t>
+      </w:r>
+      <w:r>
+        <w:t xml:space="preserve">are applied greedily at encode time. Fast BPE encoders store the</w:t>
+      </w:r>
+      <w:r>
+        <w:t xml:space="preserve"> </w:t>
+      </w:r>
+      <w:r>
+        <w:t xml:space="preserve">vocabulary in a</w:t>
+      </w:r>
+      <w:r>
+        <w:t xml:space="preserve"> </w:t>
+      </w:r>
+      <w:r>
+        <w:rPr>
+          <w:b/>
+          <w:bCs/>
+        </w:rPr>
+        <w:t xml:space="preserve">trie</w:t>
+      </w:r>
+      <w:r>
+        <w:t xml:space="preserve"> </w:t>
+      </w:r>
+      <w:r>
+        <w:t xml:space="preserve">(Module 3) so the longest matching token is found by a</w:t>
+      </w:r>
+      <w:r>
+        <w:t xml:space="preserve"> </w:t>
+      </w:r>
+      <w:r>
+        <w:t xml:space="preserve">single prefix walk.</w:t>
+      </w:r>
+    </w:p>
+    <w:p>
+      <w:pPr>
+        <w:pStyle w:val="Compact"/>
+        <w:numPr>
+          <w:ilvl w:val="0"/>
+          <w:numId w:val="1013"/>
+        </w:numPr>
+      </w:pPr>
+      <w:r>
+        <w:rPr>
+          <w:b/>
+          <w:bCs/>
+        </w:rPr>
+        <w:t xml:space="preserve">Why subwords:</w:t>
+      </w:r>
+      <w:r>
+        <w:t xml:space="preserve"> </w:t>
+      </w:r>
+      <w:r>
+        <w:t xml:space="preserve">rare words split into known pieces (</w:t>
+      </w:r>
+      <w:r>
+        <w:rPr>
+          <w:rStyle w:val="VerbatimChar"/>
+        </w:rPr>
+        <w:t xml:space="preserve">unhappiness</w:t>
+      </w:r>
+      <w:r>
+        <w:t xml:space="preserve"> </w:t>
+      </w:r>
+      <w:r>
+        <w:t xml:space="preserve">→</w:t>
+      </w:r>
+      <w:r>
+        <w:t xml:space="preserve"> </w:t>
+      </w:r>
+      <w:r>
+        <w:rPr>
+          <w:rStyle w:val="VerbatimChar"/>
+        </w:rPr>
+        <w:t xml:space="preserve">un</w:t>
+      </w:r>
+      <w:r>
+        <w:t xml:space="preserve"> </w:t>
+      </w:r>
+      <w:r>
+        <w:t xml:space="preserve">+</w:t>
+      </w:r>
+      <w:r>
+        <w:t xml:space="preserve"> </w:t>
+      </w:r>
+      <w:r>
+        <w:rPr>
+          <w:rStyle w:val="VerbatimChar"/>
+        </w:rPr>
+        <w:t xml:space="preserve">happ</w:t>
+      </w:r>
+      <w:r>
+        <w:t xml:space="preserve"> </w:t>
+      </w:r>
+      <w:r>
+        <w:t xml:space="preserve">+</w:t>
+      </w:r>
+      <w:r>
+        <w:t xml:space="preserve"> </w:t>
+      </w:r>
+      <w:r>
+        <w:rPr>
+          <w:rStyle w:val="VerbatimChar"/>
+        </w:rPr>
+        <w:t xml:space="preserve">iness</w:t>
+      </w:r>
+      <w:r>
+        <w:t xml:space="preserve">), so the model never hits a true</w:t>
+      </w:r>
+      <w:r>
+        <w:t xml:space="preserve"> </w:t>
+      </w:r>
+      <w:r>
+        <w:t xml:space="preserve">“unknown word”</w:t>
+      </w:r>
+      <w:r>
+        <w:t xml:space="preserve">, and the</w:t>
+      </w:r>
+      <w:r>
+        <w:t xml:space="preserve"> </w:t>
+      </w:r>
+      <w:r>
+        <w:t xml:space="preserve">vocab stays small (~50k) instead of one entry per word.</w:t>
+      </w:r>
+    </w:p>
+    <w:p>
+      <w:pPr>
+        <w:pStyle w:val="Compact"/>
+        <w:numPr>
+          <w:ilvl w:val="0"/>
+          <w:numId w:val="1013"/>
+        </w:numPr>
+      </w:pPr>
+      <w:r>
+        <w:rPr>
+          <w:b/>
+          <w:bCs/>
+        </w:rPr>
+        <w:t xml:space="preserve">Encoding cost:</w:t>
+      </w:r>
+      <w:r>
+        <w:t xml:space="preserve"> </w:t>
+      </w:r>
+      <w:r>
+        <w:t xml:space="preserve">greedy longest-match over a trie is about</w:t>
+      </w:r>
+      <w:r>
+        <w:t xml:space="preserve"> </w:t>
+      </w:r>
+      <w:r>
+        <w:rPr>
+          <w:b/>
+          <w:bCs/>
+        </w:rPr>
+        <w:t xml:space="preserve">O(length of text)</w:t>
+      </w:r>
+      <w:r>
+        <w:t xml:space="preserve">.</w:t>
+      </w:r>
+    </w:p>
+    <w:p>
+      <w:pPr>
+        <w:pStyle w:val="Compact"/>
+        <w:numPr>
+          <w:ilvl w:val="0"/>
+          <w:numId w:val="1013"/>
+        </w:numPr>
+      </w:pPr>
+      <w:r>
+        <w:rPr>
+          <w:b/>
+          <w:bCs/>
+        </w:rPr>
+        <w:t xml:space="preserve">Variants:</w:t>
+      </w:r>
+      <w:r>
+        <w:t xml:space="preserve"> </w:t>
+      </w:r>
+      <w:r>
+        <w:rPr>
+          <w:b/>
+          <w:bCs/>
+        </w:rPr>
+        <w:t xml:space="preserve">WordPiece</w:t>
+      </w:r>
+      <w:r>
+        <w:t xml:space="preserve"> </w:t>
+      </w:r>
+      <w:r>
+        <w:t xml:space="preserve">(BERT) and</w:t>
+      </w:r>
+      <w:r>
+        <w:t xml:space="preserve"> </w:t>
+      </w:r>
+      <w:r>
+        <w:rPr>
+          <w:b/>
+          <w:bCs/>
+        </w:rPr>
+        <w:t xml:space="preserve">Unigram / SentencePiece</w:t>
+      </w:r>
+      <w:r>
+        <w:t xml:space="preserve"> </w:t>
+      </w:r>
+      <w:r>
+        <w:t xml:space="preserve">(T5, Llama)</w:t>
+      </w:r>
+      <w:r>
+        <w:t xml:space="preserve"> </w:t>
+      </w:r>
+      <w:r>
+        <w:t xml:space="preserve">are the same idea with different merge/scoring rules.</w:t>
+      </w:r>
+    </w:p>
+    <w:bookmarkEnd w:id="27"/>
+    <w:bookmarkStart w:id="31" w:name="beam-search-decoding"/>
     <w:p>
       <w:pPr>
         <w:pStyle w:val="Heading3"/>
@@ -1600,18 +4556,18 @@
           <wp:inline>
             <wp:extent cx="5334000" cy="2608513"/>
             <wp:effectExtent b="0" l="0" r="0" t="0"/>
-            <wp:docPr descr="Beam search keeps the top-k highest-probability partial sequences at each step, pruning the rest." title="" id="24" name="Picture"/>
+            <wp:docPr descr="Beam search keeps the top-k highest-probability partial sequences at each step, pruning the rest." title="" id="29" name="Picture"/>
             <a:graphic>
               <a:graphicData uri="http://schemas.openxmlformats.org/drawingml/2006/picture">
                 <pic:pic>
                   <pic:nvPicPr>
-                    <pic:cNvPr descr="images/138_beam_search.png" id="25" name="Picture"/>
+                    <pic:cNvPr descr="images/138_beam_search.png" id="30" name="Picture"/>
                     <pic:cNvPicPr>
                       <a:picLocks noChangeArrowheads="1" noChangeAspect="1"/>
                     </pic:cNvPicPr>
                   </pic:nvPicPr>
                   <pic:blipFill>
-                    <a:blip r:embed="rId23"/>
+                    <a:blip r:embed="rId28"/>
                     <a:stretch>
                       <a:fillRect/>
                     </a:stretch>
@@ -1700,10 +4656,196 @@
     </w:p>
     <w:p>
       <w:pPr>
-        <w:pStyle w:val="Compact"/>
-        <w:numPr>
-          <w:ilvl w:val="0"/>
-          <w:numId w:val="1007"/>
+        <w:pStyle w:val="BodyText"/>
+      </w:pPr>
+      <w:r>
+        <w:rPr>
+          <w:b/>
+          <w:bCs/>
+        </w:rPr>
+        <w:t xml:space="preserve">Greedy vs beam — a tiny dry run (beam width k=2).</w:t>
+      </w:r>
+      <w:r>
+        <w:t xml:space="preserve"> </w:t>
+      </w:r>
+      <w:r>
+        <w:t xml:space="preserve">Greedy grabs the single best</w:t>
+      </w:r>
+      <w:r>
+        <w:t xml:space="preserve"> </w:t>
+      </w:r>
+      <w:r>
+        <w:t xml:space="preserve">token each step and can get stuck; beam keeps k partial sequences and can recover.</w:t>
+      </w:r>
+    </w:p>
+    <w:p>
+      <w:pPr>
+        <w:pStyle w:val="SourceCode"/>
+      </w:pPr>
+      <w:r>
+        <w:rPr>
+          <w:rStyle w:val="VerbatimChar"/>
+        </w:rPr>
+        <w:t xml:space="preserve">Greedy (k=1): pick argmax each step</w:t>
+      </w:r>
+      <w:r>
+        <w:br/>
+      </w:r>
+      <w:r>
+        <w:rPr>
+          <w:rStyle w:val="VerbatimChar"/>
+        </w:rPr>
+        <w:t xml:space="preserve">  step1: "The"(0.6)   step2: "cat"(0.5)   -&gt; locked in early, no undo</w:t>
+      </w:r>
+      <w:r>
+        <w:br/>
+      </w:r>
+      <w:r>
+        <w:br/>
+      </w:r>
+      <w:r>
+        <w:rPr>
+          <w:rStyle w:val="VerbatimChar"/>
+        </w:rPr>
+        <w:t xml:space="preserve">Beam (k=2): keep the 2 best *sequences* by total log-prob</w:t>
+      </w:r>
+      <w:r>
+        <w:br/>
+      </w:r>
+      <w:r>
+        <w:rPr>
+          <w:rStyle w:val="VerbatimChar"/>
+        </w:rPr>
+        <w:t xml:space="preserve">  step1 keep:  "The"(0.6)      "A"(0.4)</w:t>
+      </w:r>
+      <w:r>
+        <w:br/>
+      </w:r>
+      <w:r>
+        <w:rPr>
+          <w:rStyle w:val="VerbatimChar"/>
+        </w:rPr>
+        <w:t xml:space="preserve">  step2 expand both, score full sequences, keep best 2:</w:t>
+      </w:r>
+      <w:r>
+        <w:br/>
+      </w:r>
+      <w:r>
+        <w:rPr>
+          <w:rStyle w:val="VerbatimChar"/>
+        </w:rPr>
+        <w:t xml:space="preserve">        "The cat"(0.30)  "A dog"(0.24)  "The dog"(0.18) ...</w:t>
+      </w:r>
+      <w:r>
+        <w:br/>
+      </w:r>
+      <w:r>
+        <w:rPr>
+          <w:rStyle w:val="VerbatimChar"/>
+        </w:rPr>
+        <w:t xml:space="preserve">        -&gt; keep "The cat"(0.30) and "A dog"(0.24)</w:t>
+      </w:r>
+      <w:r>
+        <w:br/>
+      </w:r>
+      <w:r>
+        <w:rPr>
+          <w:rStyle w:val="VerbatimChar"/>
+        </w:rPr>
+        <w:t xml:space="preserve">  A high-prob step-2 token after a weaker step-1 word can still win overall.</w:t>
+      </w:r>
+      <w:r>
+        <w:br/>
+      </w:r>
+      <w:r>
+        <w:rPr>
+          <w:rStyle w:val="VerbatimChar"/>
+        </w:rPr>
+        <w:t xml:space="preserve">=&gt; beam explores k paths; greedy commits to one. Beam cost ~ k x greedy.</w:t>
+      </w:r>
+    </w:p>
+    <w:p>
+      <w:pPr>
+        <w:pStyle w:val="Compact"/>
+        <w:numPr>
+          <w:ilvl w:val="0"/>
+          <w:numId w:val="1014"/>
+        </w:numPr>
+      </w:pPr>
+      <w:r>
+        <w:rPr>
+          <w:b/>
+          <w:bCs/>
+        </w:rPr>
+        <w:t xml:space="preserve">Data structure for beam search:</w:t>
+      </w:r>
+      <w:r>
+        <w:t xml:space="preserve"> </w:t>
+      </w:r>
+      <w:r>
+        <w:t xml:space="preserve">at each step you expand k beams × V vocab</w:t>
+      </w:r>
+      <w:r>
+        <w:t xml:space="preserve"> </w:t>
+      </w:r>
+      <w:r>
+        <w:t xml:space="preserve">candidates and keep the</w:t>
+      </w:r>
+      <w:r>
+        <w:t xml:space="preserve"> </w:t>
+      </w:r>
+      <w:r>
+        <w:rPr>
+          <w:b/>
+          <w:bCs/>
+        </w:rPr>
+        <w:t xml:space="preserve">top-k</w:t>
+      </w:r>
+      <w:r>
+        <w:t xml:space="preserve"> </w:t>
+      </w:r>
+      <w:r>
+        <w:t xml:space="preserve">by score — a textbook</w:t>
+      </w:r>
+      <w:r>
+        <w:t xml:space="preserve"> </w:t>
+      </w:r>
+      <w:r>
+        <w:rPr>
+          <w:b/>
+          <w:bCs/>
+        </w:rPr>
+        <w:t xml:space="preserve">heap / top-k selection</w:t>
+      </w:r>
+      <w:r>
+        <w:t xml:space="preserve"> </w:t>
+      </w:r>
+      <w:r>
+        <w:t xml:space="preserve">(Module 6). Scores are summed in</w:t>
+      </w:r>
+      <w:r>
+        <w:t xml:space="preserve"> </w:t>
+      </w:r>
+      <w:r>
+        <w:rPr>
+          <w:b/>
+          <w:bCs/>
+        </w:rPr>
+        <w:t xml:space="preserve">log-space</w:t>
+      </w:r>
+      <w:r>
+        <w:t xml:space="preserve"> </w:t>
+      </w:r>
+      <w:r>
+        <w:t xml:space="preserve">to avoid tiny-float underflow.</w:t>
+      </w:r>
+    </w:p>
+    <w:p>
+      <w:pPr>
+        <w:pStyle w:val="Compact"/>
+        <w:numPr>
+          <w:ilvl w:val="0"/>
+          <w:numId w:val="1014"/>
         </w:numPr>
       </w:pPr>
       <w:r>
@@ -1792,7 +4934,57 @@
         <w:pStyle w:val="Compact"/>
         <w:numPr>
           <w:ilvl w:val="0"/>
-          <w:numId w:val="1007"/>
+          <w:numId w:val="1014"/>
+        </w:numPr>
+      </w:pPr>
+      <w:r>
+        <w:rPr>
+          <w:b/>
+          <w:bCs/>
+        </w:rPr>
+        <w:t xml:space="preserve">Pitfall:</w:t>
+      </w:r>
+      <w:r>
+        <w:t xml:space="preserve"> </w:t>
+      </w:r>
+      <w:r>
+        <w:t xml:space="preserve">beam search favours</w:t>
+      </w:r>
+      <w:r>
+        <w:t xml:space="preserve"> </w:t>
+      </w:r>
+      <w:r>
+        <w:rPr>
+          <w:b/>
+          <w:bCs/>
+        </w:rPr>
+        <w:t xml:space="preserve">short, safe, repetitive</w:t>
+      </w:r>
+      <w:r>
+        <w:t xml:space="preserve"> </w:t>
+      </w:r>
+      <w:r>
+        <w:t xml:space="preserve">outputs (higher</w:t>
+      </w:r>
+      <w:r>
+        <w:t xml:space="preserve"> </w:t>
+      </w:r>
+      <w:r>
+        <w:t xml:space="preserve">total probability) → great for translation, dull for open-ended chat, where</w:t>
+      </w:r>
+      <w:r>
+        <w:t xml:space="preserve"> </w:t>
+      </w:r>
+      <w:r>
+        <w:t xml:space="preserve">sampling wins.</w:t>
+      </w:r>
+    </w:p>
+    <w:p>
+      <w:pPr>
+        <w:pStyle w:val="Compact"/>
+        <w:numPr>
+          <w:ilvl w:val="0"/>
+          <w:numId w:val="1014"/>
         </w:numPr>
       </w:pPr>
       <w:r>
@@ -1853,8 +5045,255 @@
         <w:t xml:space="preserve">(Module 14) applied to transformers.</w:t>
       </w:r>
     </w:p>
-    <w:bookmarkEnd w:id="26"/>
-    <w:bookmarkStart w:id="27" w:name="mcqs-3"/>
+    <w:p>
+      <w:pPr>
+        <w:pStyle w:val="FirstParagraph"/>
+      </w:pPr>
+      <w:r>
+        <w:rPr>
+          <w:b/>
+          <w:bCs/>
+        </w:rPr>
+        <w:t xml:space="preserve">KV-cache — the data structure that makes generation fast.</w:t>
+      </w:r>
+      <w:r>
+        <w:t xml:space="preserve"> </w:t>
+      </w:r>
+      <w:r>
+        <w:t xml:space="preserve">During generation,</w:t>
+      </w:r>
+      <w:r>
+        <w:t xml:space="preserve"> </w:t>
+      </w:r>
+      <w:r>
+        <w:t xml:space="preserve">cache each layer’s</w:t>
+      </w:r>
+      <w:r>
+        <w:t xml:space="preserve"> </w:t>
+      </w:r>
+      <w:r>
+        <w:rPr>
+          <w:b/>
+          <w:bCs/>
+        </w:rPr>
+        <w:t xml:space="preserve">key/value tensors</w:t>
+      </w:r>
+      <w:r>
+        <w:t xml:space="preserve"> </w:t>
+      </w:r>
+      <w:r>
+        <w:t xml:space="preserve">so each new token is</w:t>
+      </w:r>
+      <w:r>
+        <w:t xml:space="preserve"> </w:t>
+      </w:r>
+      <w:r>
+        <w:rPr>
+          <w:b/>
+          <w:bCs/>
+        </w:rPr>
+        <w:t xml:space="preserve">O(1)</w:t>
+      </w:r>
+      <w:r>
+        <w:t xml:space="preserve"> </w:t>
+      </w:r>
+      <w:r>
+        <w:t xml:space="preserve">in attention</w:t>
+      </w:r>
+      <w:r>
+        <w:t xml:space="preserve"> </w:t>
+      </w:r>
+      <w:r>
+        <w:t xml:space="preserve">over the past instead of recomputing — a classic</w:t>
+      </w:r>
+      <w:r>
+        <w:t xml:space="preserve"> </w:t>
+      </w:r>
+      <w:r>
+        <w:rPr>
+          <w:b/>
+          <w:bCs/>
+        </w:rPr>
+        <w:t xml:space="preserve">memoization</w:t>
+      </w:r>
+      <w:r>
+        <w:t xml:space="preserve"> </w:t>
+      </w:r>
+      <w:r>
+        <w:t xml:space="preserve">(Module 14)</w:t>
+      </w:r>
+      <w:r>
+        <w:t xml:space="preserve"> </w:t>
+      </w:r>
+      <w:r>
+        <w:t xml:space="preserve">applied to transformers.</w:t>
+      </w:r>
+    </w:p>
+    <w:p>
+      <w:pPr>
+        <w:pStyle w:val="SourceCode"/>
+      </w:pPr>
+      <w:r>
+        <w:rPr>
+          <w:rStyle w:val="VerbatimChar"/>
+        </w:rPr>
+        <w:t xml:space="preserve">Without cache: to emit token t, recompute K,V for all t tokens -&gt; O(t) work</w:t>
+      </w:r>
+      <w:r>
+        <w:br/>
+      </w:r>
+      <w:r>
+        <w:rPr>
+          <w:rStyle w:val="VerbatimChar"/>
+        </w:rPr>
+        <w:t xml:space="preserve">               total over n tokens = O(1+2+...+n) = O(n^2)  (wasteful)</w:t>
+      </w:r>
+      <w:r>
+        <w:br/>
+      </w:r>
+      <w:r>
+        <w:rPr>
+          <w:rStyle w:val="VerbatimChar"/>
+        </w:rPr>
+        <w:t xml:space="preserve">With cache:    append the new token's K,V to a growing per-layer buffer</w:t>
+      </w:r>
+      <w:r>
+        <w:br/>
+      </w:r>
+      <w:r>
+        <w:rPr>
+          <w:rStyle w:val="VerbatimChar"/>
+        </w:rPr>
+        <w:t xml:space="preserve">               each step reuses all past K,V -&gt; O(t) attention, O(1) recompute</w:t>
+      </w:r>
+      <w:r>
+        <w:br/>
+      </w:r>
+      <w:r>
+        <w:rPr>
+          <w:rStyle w:val="VerbatimChar"/>
+        </w:rPr>
+        <w:t xml:space="preserve">=&gt; the cache is a per-layer, per-head *append-only array* of (K,V) rows,</w:t>
+      </w:r>
+      <w:r>
+        <w:br/>
+      </w:r>
+      <w:r>
+        <w:rPr>
+          <w:rStyle w:val="VerbatimChar"/>
+        </w:rPr>
+        <w:t xml:space="preserve">   one row per past token. Memory grows linearly with sequence length.</w:t>
+      </w:r>
+    </w:p>
+    <w:p>
+      <w:pPr>
+        <w:pStyle w:val="Compact"/>
+        <w:numPr>
+          <w:ilvl w:val="0"/>
+          <w:numId w:val="1015"/>
+        </w:numPr>
+      </w:pPr>
+      <w:r>
+        <w:rPr>
+          <w:b/>
+          <w:bCs/>
+        </w:rPr>
+        <w:t xml:space="preserve">Shape/cost:</w:t>
+      </w:r>
+      <w:r>
+        <w:t xml:space="preserve"> </w:t>
+      </w:r>
+      <w:r>
+        <w:t xml:space="preserve">cache size ≈</w:t>
+      </w:r>
+      <w:r>
+        <w:t xml:space="preserve"> </w:t>
+      </w:r>
+      <w:r>
+        <w:rPr>
+          <w:rStyle w:val="VerbatimChar"/>
+        </w:rPr>
+        <w:t xml:space="preserve">2 × layers × heads × seq_len × head_dim</w:t>
+      </w:r>
+      <w:r>
+        <w:t xml:space="preserve"> </w:t>
+      </w:r>
+      <w:r>
+        <w:t xml:space="preserve">— this is</w:t>
+      </w:r>
+      <w:r>
+        <w:t xml:space="preserve"> </w:t>
+      </w:r>
+      <w:r>
+        <w:t xml:space="preserve">the memory that limits how long a context you can serve.</w:t>
+      </w:r>
+    </w:p>
+    <w:p>
+      <w:pPr>
+        <w:pStyle w:val="Compact"/>
+        <w:numPr>
+          <w:ilvl w:val="0"/>
+          <w:numId w:val="1015"/>
+        </w:numPr>
+      </w:pPr>
+      <w:r>
+        <w:rPr>
+          <w:b/>
+          <w:bCs/>
+        </w:rPr>
+        <w:t xml:space="preserve">Serving optimisations:</w:t>
+      </w:r>
+      <w:r>
+        <w:t xml:space="preserve"> </w:t>
+      </w:r>
+      <w:r>
+        <w:rPr>
+          <w:b/>
+          <w:bCs/>
+        </w:rPr>
+        <w:t xml:space="preserve">PagedAttention</w:t>
+      </w:r>
+      <w:r>
+        <w:t xml:space="preserve"> </w:t>
+      </w:r>
+      <w:r>
+        <w:t xml:space="preserve">(vLLM) stores the KV-cache in fixed</w:t>
+      </w:r>
+      <w:r>
+        <w:t xml:space="preserve"> </w:t>
+      </w:r>
+      <w:r>
+        <w:rPr>
+          <w:b/>
+          <w:bCs/>
+        </w:rPr>
+        <w:t xml:space="preserve">pages</w:t>
+      </w:r>
+      <w:r>
+        <w:t xml:space="preserve"> </w:t>
+      </w:r>
+      <w:r>
+        <w:t xml:space="preserve">(like OS virtual memory, Module 1) to avoid fragmentation;</w:t>
+      </w:r>
+      <w:r>
+        <w:t xml:space="preserve"> </w:t>
+      </w:r>
+      <w:r>
+        <w:rPr>
+          <w:b/>
+          <w:bCs/>
+        </w:rPr>
+        <w:t xml:space="preserve">MQA/GQA</w:t>
+      </w:r>
+      <w:r>
+        <w:t xml:space="preserve"> </w:t>
+      </w:r>
+      <w:r>
+        <w:t xml:space="preserve">share K/V across heads to shrink the cache.</w:t>
+      </w:r>
+    </w:p>
+    <w:bookmarkEnd w:id="31"/>
+    <w:bookmarkStart w:id="32" w:name="mcqs-3"/>
     <w:p>
       <w:pPr>
         <w:pStyle w:val="Heading3"/>
@@ -1868,7 +5307,7 @@
         <w:pStyle w:val="Compact"/>
         <w:numPr>
           <w:ilvl w:val="0"/>
-          <w:numId w:val="1008"/>
+          <w:numId w:val="1016"/>
         </w:numPr>
       </w:pPr>
       <w:r>
@@ -1896,7 +5335,7 @@
         <w:pStyle w:val="Compact"/>
         <w:numPr>
           <w:ilvl w:val="0"/>
-          <w:numId w:val="1008"/>
+          <w:numId w:val="1016"/>
         </w:numPr>
       </w:pPr>
       <w:r>
@@ -1921,7 +5360,7 @@
         <w:pStyle w:val="Compact"/>
         <w:numPr>
           <w:ilvl w:val="0"/>
-          <w:numId w:val="1008"/>
+          <w:numId w:val="1016"/>
         </w:numPr>
       </w:pPr>
       <w:r>
@@ -1939,6 +5378,146 @@
       </w:r>
       <w:r>
         <w:t xml:space="preserve">.</w:t>
+      </w:r>
+    </w:p>
+    <w:p>
+      <w:pPr>
+        <w:pStyle w:val="Compact"/>
+        <w:numPr>
+          <w:ilvl w:val="0"/>
+          <w:numId w:val="1016"/>
+        </w:numPr>
+      </w:pPr>
+      <w:r>
+        <w:t xml:space="preserve">Beam search’s top-k step uses which DS? → a</w:t>
+      </w:r>
+      <w:r>
+        <w:t xml:space="preserve"> </w:t>
+      </w:r>
+      <w:r>
+        <w:rPr>
+          <w:b/>
+          <w:bCs/>
+        </w:rPr>
+        <w:t xml:space="preserve">heap</w:t>
+      </w:r>
+      <w:r>
+        <w:t xml:space="preserve"> </w:t>
+      </w:r>
+      <w:r>
+        <w:t xml:space="preserve">(top-k selection).</w:t>
+      </w:r>
+    </w:p>
+    <w:p>
+      <w:pPr>
+        <w:pStyle w:val="Compact"/>
+        <w:numPr>
+          <w:ilvl w:val="0"/>
+          <w:numId w:val="1016"/>
+        </w:numPr>
+      </w:pPr>
+      <w:r>
+        <w:t xml:space="preserve">KV-cache without caching costs? →</w:t>
+      </w:r>
+      <w:r>
+        <w:t xml:space="preserve"> </w:t>
+      </w:r>
+      <w:r>
+        <w:rPr>
+          <w:b/>
+          <w:bCs/>
+        </w:rPr>
+        <w:t xml:space="preserve">O(n²)</w:t>
+      </w:r>
+      <w:r>
+        <w:t xml:space="preserve"> </w:t>
+      </w:r>
+      <w:r>
+        <w:t xml:space="preserve">over a full generation.</w:t>
+      </w:r>
+    </w:p>
+    <w:p>
+      <w:pPr>
+        <w:pStyle w:val="Compact"/>
+        <w:numPr>
+          <w:ilvl w:val="0"/>
+          <w:numId w:val="1016"/>
+        </w:numPr>
+      </w:pPr>
+      <w:r>
+        <w:t xml:space="preserve">The KV-cache is stored as? → a per-layer</w:t>
+      </w:r>
+      <w:r>
+        <w:t xml:space="preserve"> </w:t>
+      </w:r>
+      <w:r>
+        <w:rPr>
+          <w:b/>
+          <w:bCs/>
+        </w:rPr>
+        <w:t xml:space="preserve">append-only array</w:t>
+      </w:r>
+      <w:r>
+        <w:t xml:space="preserve"> </w:t>
+      </w:r>
+      <w:r>
+        <w:t xml:space="preserve">of K/V rows.</w:t>
+      </w:r>
+    </w:p>
+    <w:p>
+      <w:pPr>
+        <w:pStyle w:val="Compact"/>
+        <w:numPr>
+          <w:ilvl w:val="0"/>
+          <w:numId w:val="1016"/>
+        </w:numPr>
+      </w:pPr>
+      <w:r>
+        <w:t xml:space="preserve">Why sum log-probs in beam search? → avoid</w:t>
+      </w:r>
+      <w:r>
+        <w:t xml:space="preserve"> </w:t>
+      </w:r>
+      <w:r>
+        <w:rPr>
+          <w:b/>
+          <w:bCs/>
+        </w:rPr>
+        <w:t xml:space="preserve">float underflow</w:t>
+      </w:r>
+      <w:r>
+        <w:t xml:space="preserve"> </w:t>
+      </w:r>
+      <w:r>
+        <w:t xml:space="preserve">on tiny products.</w:t>
+      </w:r>
+    </w:p>
+    <w:p>
+      <w:pPr>
+        <w:pStyle w:val="Compact"/>
+        <w:numPr>
+          <w:ilvl w:val="0"/>
+          <w:numId w:val="1016"/>
+        </w:numPr>
+      </w:pPr>
+      <w:r>
+        <w:t xml:space="preserve">Beam search’s typical failure mode? →</w:t>
+      </w:r>
+      <w:r>
+        <w:t xml:space="preserve"> </w:t>
+      </w:r>
+      <w:r>
+        <w:rPr>
+          <w:b/>
+          <w:bCs/>
+        </w:rPr>
+        <w:t xml:space="preserve">short/repetitive</w:t>
+      </w:r>
+      <w:r>
+        <w:t xml:space="preserve"> </w:t>
+      </w:r>
+      <w:r>
+        <w:t xml:space="preserve">outputs.</w:t>
       </w:r>
     </w:p>
     <w:p>
@@ -1948,9 +5527,9 @@
         </w:pict>
       </w:r>
     </w:p>
-    <w:bookmarkEnd w:id="27"/>
-    <w:bookmarkEnd w:id="28"/>
-    <w:bookmarkStart w:id="29" w:name="other-ai-infra-dsa-brief"/>
+    <w:bookmarkEnd w:id="32"/>
+    <w:bookmarkEnd w:id="33"/>
+    <w:bookmarkStart w:id="34" w:name="other-ai-infra-dsa-brief"/>
     <w:p>
       <w:pPr>
         <w:pStyle w:val="Heading2"/>
@@ -1964,7 +5543,7 @@
         <w:pStyle w:val="Compact"/>
         <w:numPr>
           <w:ilvl w:val="0"/>
-          <w:numId w:val="1009"/>
+          <w:numId w:val="1017"/>
         </w:numPr>
       </w:pPr>
       <w:r>
@@ -2024,7 +5603,7 @@
         <w:pStyle w:val="Compact"/>
         <w:numPr>
           <w:ilvl w:val="0"/>
-          <w:numId w:val="1009"/>
+          <w:numId w:val="1017"/>
         </w:numPr>
       </w:pPr>
       <w:r>
@@ -2074,7 +5653,7 @@
         <w:pStyle w:val="Compact"/>
         <w:numPr>
           <w:ilvl w:val="0"/>
-          <w:numId w:val="1009"/>
+          <w:numId w:val="1017"/>
         </w:numPr>
       </w:pPr>
       <w:r>
@@ -2106,7 +5685,7 @@
         <w:pStyle w:val="Compact"/>
         <w:numPr>
           <w:ilvl w:val="0"/>
-          <w:numId w:val="1009"/>
+          <w:numId w:val="1017"/>
         </w:numPr>
       </w:pPr>
       <w:r>
@@ -2136,8 +5715,8 @@
         </w:pict>
       </w:r>
     </w:p>
-    <w:bookmarkEnd w:id="29"/>
-    <w:bookmarkStart w:id="30" w:name="module-21-concept-review-one-page"/>
+    <w:bookmarkEnd w:id="34"/>
+    <w:bookmarkStart w:id="35" w:name="module-21-concept-review-one-page"/>
     <w:p>
       <w:pPr>
         <w:pStyle w:val="Heading2"/>
@@ -2151,7 +5730,7 @@
         <w:pStyle w:val="Compact"/>
         <w:numPr>
           <w:ilvl w:val="0"/>
-          <w:numId w:val="1010"/>
+          <w:numId w:val="1018"/>
         </w:numPr>
       </w:pPr>
       <w:r>
@@ -2179,7 +5758,7 @@
         <w:pStyle w:val="Compact"/>
         <w:numPr>
           <w:ilvl w:val="0"/>
-          <w:numId w:val="1010"/>
+          <w:numId w:val="1018"/>
         </w:numPr>
       </w:pPr>
       <w:r>
@@ -2207,7 +5786,7 @@
         <w:pStyle w:val="Compact"/>
         <w:numPr>
           <w:ilvl w:val="0"/>
-          <w:numId w:val="1010"/>
+          <w:numId w:val="1018"/>
         </w:numPr>
       </w:pPr>
       <w:r>
@@ -2235,7 +5814,7 @@
         <w:pStyle w:val="Compact"/>
         <w:numPr>
           <w:ilvl w:val="0"/>
-          <w:numId w:val="1010"/>
+          <w:numId w:val="1018"/>
         </w:numPr>
       </w:pPr>
       <w:r>
@@ -2301,7 +5880,7 @@
         <w:pStyle w:val="Compact"/>
         <w:numPr>
           <w:ilvl w:val="0"/>
-          <w:numId w:val="1010"/>
+          <w:numId w:val="1018"/>
         </w:numPr>
       </w:pPr>
       <w:r>
@@ -2318,8 +5897,8 @@
         <w:t xml:space="preserve">ANN + heaps (recsys), Bloom/HLL/CMS (scale), cache locality (GPU).</w:t>
       </w:r>
     </w:p>
-    <w:bookmarkEnd w:id="30"/>
-    <w:bookmarkStart w:id="31" w:name="module-21-flash-cards"/>
+    <w:bookmarkEnd w:id="35"/>
+    <w:bookmarkStart w:id="36" w:name="module-21-flash-cards"/>
     <w:p>
       <w:pPr>
         <w:pStyle w:val="Heading2"/>
@@ -2333,7 +5912,7 @@
         <w:pStyle w:val="Compact"/>
         <w:numPr>
           <w:ilvl w:val="0"/>
-          <w:numId w:val="1011"/>
+          <w:numId w:val="1019"/>
         </w:numPr>
       </w:pPr>
       <w:r>
@@ -2355,7 +5934,7 @@
         <w:pStyle w:val="Compact"/>
         <w:numPr>
           <w:ilvl w:val="0"/>
-          <w:numId w:val="1011"/>
+          <w:numId w:val="1019"/>
         </w:numPr>
       </w:pPr>
       <w:r>
@@ -2377,7 +5956,7 @@
         <w:pStyle w:val="Compact"/>
         <w:numPr>
           <w:ilvl w:val="0"/>
-          <w:numId w:val="1011"/>
+          <w:numId w:val="1019"/>
         </w:numPr>
       </w:pPr>
       <w:r>
@@ -2399,7 +5978,7 @@
         <w:pStyle w:val="Compact"/>
         <w:numPr>
           <w:ilvl w:val="0"/>
-          <w:numId w:val="1011"/>
+          <w:numId w:val="1019"/>
         </w:numPr>
       </w:pPr>
       <w:r>
@@ -2421,7 +6000,7 @@
         <w:pStyle w:val="Compact"/>
         <w:numPr>
           <w:ilvl w:val="0"/>
-          <w:numId w:val="1011"/>
+          <w:numId w:val="1019"/>
         </w:numPr>
       </w:pPr>
       <w:r>
@@ -2443,7 +6022,7 @@
         <w:pStyle w:val="Compact"/>
         <w:numPr>
           <w:ilvl w:val="0"/>
-          <w:numId w:val="1011"/>
+          <w:numId w:val="1019"/>
         </w:numPr>
       </w:pPr>
       <w:r>
@@ -2460,8 +6039,140 @@
         <w:t xml:space="preserve">A: greedy decoding.</w:t>
       </w:r>
     </w:p>
-    <w:bookmarkEnd w:id="31"/>
-    <w:bookmarkStart w:id="32" w:name="module-21-pattern-recognition"/>
+    <w:p>
+      <w:pPr>
+        <w:pStyle w:val="Compact"/>
+        <w:numPr>
+          <w:ilvl w:val="0"/>
+          <w:numId w:val="1019"/>
+        </w:numPr>
+      </w:pPr>
+      <w:r>
+        <w:t xml:space="preserve">Q: Cosine vs dot on unit vectors?</w:t>
+      </w:r>
+      <w:r>
+        <w:t xml:space="preserve"> </w:t>
+      </w:r>
+      <w:r>
+        <w:rPr>
+          <w:b/>
+          <w:bCs/>
+        </w:rPr>
+        <w:t xml:space="preserve">A: identical ranking.</w:t>
+      </w:r>
+    </w:p>
+    <w:p>
+      <w:pPr>
+        <w:pStyle w:val="Compact"/>
+        <w:numPr>
+          <w:ilvl w:val="0"/>
+          <w:numId w:val="1019"/>
+        </w:numPr>
+      </w:pPr>
+      <w:r>
+        <w:t xml:space="preserve">Q: PQ stores?</w:t>
+      </w:r>
+      <w:r>
+        <w:t xml:space="preserve"> </w:t>
+      </w:r>
+      <w:r>
+        <w:rPr>
+          <w:b/>
+          <w:bCs/>
+        </w:rPr>
+        <w:t xml:space="preserve">A: centroid IDs (bytes), not floats.</w:t>
+      </w:r>
+    </w:p>
+    <w:p>
+      <w:pPr>
+        <w:pStyle w:val="Compact"/>
+        <w:numPr>
+          <w:ilvl w:val="0"/>
+          <w:numId w:val="1019"/>
+        </w:numPr>
+      </w:pPr>
+      <w:r>
+        <w:t xml:space="preserve">Q: Billion-scale FAISS index?</w:t>
+      </w:r>
+      <w:r>
+        <w:t xml:space="preserve"> </w:t>
+      </w:r>
+      <w:r>
+        <w:rPr>
+          <w:b/>
+          <w:bCs/>
+        </w:rPr>
+        <w:t xml:space="preserve">A: IVF + PQ.</w:t>
+      </w:r>
+    </w:p>
+    <w:p>
+      <w:pPr>
+        <w:pStyle w:val="Compact"/>
+        <w:numPr>
+          <w:ilvl w:val="0"/>
+          <w:numId w:val="1019"/>
+        </w:numPr>
+      </w:pPr>
+      <w:r>
+        <w:t xml:space="preserve">Q: Cheapest RAG quality win?</w:t>
+      </w:r>
+      <w:r>
+        <w:t xml:space="preserve"> </w:t>
+      </w:r>
+      <w:r>
+        <w:rPr>
+          <w:b/>
+          <w:bCs/>
+        </w:rPr>
+        <w:t xml:space="preserve">A: chunk overlap.</w:t>
+      </w:r>
+    </w:p>
+    <w:p>
+      <w:pPr>
+        <w:pStyle w:val="Compact"/>
+        <w:numPr>
+          <w:ilvl w:val="0"/>
+          <w:numId w:val="1019"/>
+        </w:numPr>
+      </w:pPr>
+      <w:r>
+        <w:t xml:space="preserve">Q: KV-cache without caching costs?</w:t>
+      </w:r>
+      <w:r>
+        <w:t xml:space="preserve"> </w:t>
+      </w:r>
+      <w:r>
+        <w:rPr>
+          <w:b/>
+          <w:bCs/>
+        </w:rPr>
+        <w:t xml:space="preserve">A: O(n²) per generation.</w:t>
+      </w:r>
+    </w:p>
+    <w:p>
+      <w:pPr>
+        <w:pStyle w:val="Compact"/>
+        <w:numPr>
+          <w:ilvl w:val="0"/>
+          <w:numId w:val="1019"/>
+        </w:numPr>
+      </w:pPr>
+      <w:r>
+        <w:t xml:space="preserve">Q: Fast BPE encoder uses which DS?</w:t>
+      </w:r>
+      <w:r>
+        <w:t xml:space="preserve"> </w:t>
+      </w:r>
+      <w:r>
+        <w:rPr>
+          <w:b/>
+          <w:bCs/>
+        </w:rPr>
+        <w:t xml:space="preserve">A: a trie (longest-match).</w:t>
+      </w:r>
+    </w:p>
+    <w:bookmarkEnd w:id="36"/>
+    <w:bookmarkStart w:id="37" w:name="module-21-pattern-recognition"/>
     <w:p>
       <w:pPr>
         <w:pStyle w:val="Heading2"/>
@@ -2475,7 +6186,7 @@
         <w:pStyle w:val="Compact"/>
         <w:numPr>
           <w:ilvl w:val="0"/>
-          <w:numId w:val="1012"/>
+          <w:numId w:val="1020"/>
         </w:numPr>
       </w:pPr>
       <w:r>
@@ -2506,7 +6217,7 @@
         <w:pStyle w:val="Compact"/>
         <w:numPr>
           <w:ilvl w:val="0"/>
-          <w:numId w:val="1012"/>
+          <w:numId w:val="1020"/>
         </w:numPr>
       </w:pPr>
       <w:r>
@@ -2537,7 +6248,7 @@
         <w:pStyle w:val="Compact"/>
         <w:numPr>
           <w:ilvl w:val="0"/>
-          <w:numId w:val="1012"/>
+          <w:numId w:val="1020"/>
         </w:numPr>
       </w:pPr>
       <w:r>
@@ -2568,7 +6279,7 @@
         <w:pStyle w:val="Compact"/>
         <w:numPr>
           <w:ilvl w:val="0"/>
-          <w:numId w:val="1012"/>
+          <w:numId w:val="1020"/>
         </w:numPr>
       </w:pPr>
       <w:r>
@@ -2599,7 +6310,7 @@
         <w:pStyle w:val="Compact"/>
         <w:numPr>
           <w:ilvl w:val="0"/>
-          <w:numId w:val="1012"/>
+          <w:numId w:val="1020"/>
         </w:numPr>
       </w:pPr>
       <w:r>
@@ -2625,8 +6336,101 @@
         <w:t xml:space="preserve">.</w:t>
       </w:r>
     </w:p>
-    <w:bookmarkEnd w:id="32"/>
-    <w:bookmarkStart w:id="33" w:name="module-21-interview-questions-ai-eng"/>
+    <w:p>
+      <w:pPr>
+        <w:pStyle w:val="Compact"/>
+        <w:numPr>
+          <w:ilvl w:val="0"/>
+          <w:numId w:val="1020"/>
+        </w:numPr>
+      </w:pPr>
+      <w:r>
+        <w:t xml:space="preserve">“Vectors don’t fit in RAM”</w:t>
+      </w:r>
+      <w:r>
+        <w:t xml:space="preserve"> </w:t>
+      </w:r>
+      <w:r>
+        <w:t xml:space="preserve">→</w:t>
+      </w:r>
+      <w:r>
+        <w:t xml:space="preserve"> </w:t>
+      </w:r>
+      <w:r>
+        <w:rPr>
+          <w:b/>
+          <w:bCs/>
+        </w:rPr>
+        <w:t xml:space="preserve">quantization (PQ / int8)</w:t>
+      </w:r>
+      <w:r>
+        <w:t xml:space="preserve">.</w:t>
+      </w:r>
+    </w:p>
+    <w:p>
+      <w:pPr>
+        <w:pStyle w:val="Compact"/>
+        <w:numPr>
+          <w:ilvl w:val="0"/>
+          <w:numId w:val="1020"/>
+        </w:numPr>
+      </w:pPr>
+      <w:r>
+        <w:t xml:space="preserve">“Split a long document for RAG”</w:t>
+      </w:r>
+      <w:r>
+        <w:t xml:space="preserve"> </w:t>
+      </w:r>
+      <w:r>
+        <w:t xml:space="preserve">→</w:t>
+      </w:r>
+      <w:r>
+        <w:t xml:space="preserve"> </w:t>
+      </w:r>
+      <w:r>
+        <w:rPr>
+          <w:b/>
+          <w:bCs/>
+        </w:rPr>
+        <w:t xml:space="preserve">overlapping / recursive chunking</w:t>
+      </w:r>
+      <w:r>
+        <w:t xml:space="preserve">.</w:t>
+      </w:r>
+    </w:p>
+    <w:p>
+      <w:pPr>
+        <w:pStyle w:val="Compact"/>
+        <w:numPr>
+          <w:ilvl w:val="0"/>
+          <w:numId w:val="1020"/>
+        </w:numPr>
+      </w:pPr>
+      <w:r>
+        <w:t xml:space="preserve">“Speed up token generation”</w:t>
+      </w:r>
+      <w:r>
+        <w:t xml:space="preserve"> </w:t>
+      </w:r>
+      <w:r>
+        <w:t xml:space="preserve">→</w:t>
+      </w:r>
+      <w:r>
+        <w:t xml:space="preserve"> </w:t>
+      </w:r>
+      <w:r>
+        <w:rPr>
+          <w:b/>
+          <w:bCs/>
+        </w:rPr>
+        <w:t xml:space="preserve">KV-cache (memoization)</w:t>
+      </w:r>
+      <w:r>
+        <w:t xml:space="preserve">.</w:t>
+      </w:r>
+    </w:p>
+    <w:bookmarkEnd w:id="37"/>
+    <w:bookmarkStart w:id="38" w:name="module-21-interview-questions-ai-eng"/>
     <w:p>
       <w:pPr>
         <w:pStyle w:val="Heading2"/>
@@ -2640,7 +6444,7 @@
         <w:pStyle w:val="Compact"/>
         <w:numPr>
           <w:ilvl w:val="0"/>
-          <w:numId w:val="1013"/>
+          <w:numId w:val="1021"/>
         </w:numPr>
       </w:pPr>
       <w:r>
@@ -2662,7 +6466,7 @@
         <w:pStyle w:val="Compact"/>
         <w:numPr>
           <w:ilvl w:val="0"/>
-          <w:numId w:val="1013"/>
+          <w:numId w:val="1021"/>
         </w:numPr>
       </w:pPr>
       <w:r>
@@ -2684,7 +6488,7 @@
         <w:pStyle w:val="Compact"/>
         <w:numPr>
           <w:ilvl w:val="0"/>
-          <w:numId w:val="1013"/>
+          <w:numId w:val="1021"/>
         </w:numPr>
       </w:pPr>
       <w:r>
@@ -2706,7 +6510,7 @@
         <w:pStyle w:val="Compact"/>
         <w:numPr>
           <w:ilvl w:val="0"/>
-          <w:numId w:val="1013"/>
+          <w:numId w:val="1021"/>
         </w:numPr>
       </w:pPr>
       <w:r>
@@ -2717,8 +6521,96 @@
         <w:t xml:space="preserve">Greedy vs beam vs sampling decoding — trade-offs?</w:t>
       </w:r>
     </w:p>
-    <w:bookmarkEnd w:id="33"/>
-    <w:bookmarkStart w:id="34" w:name="module-21-gate-sebi-rbi-isro-perspective"/>
+    <w:p>
+      <w:pPr>
+        <w:pStyle w:val="Compact"/>
+        <w:numPr>
+          <w:ilvl w:val="0"/>
+          <w:numId w:val="1021"/>
+        </w:numPr>
+      </w:pPr>
+      <w:r>
+        <w:rPr>
+          <w:i/>
+          <w:iCs/>
+        </w:rPr>
+        <w:t xml:space="preserve">HNSW vs IVF vs PQ — when do you pick each?</w:t>
+      </w:r>
+      <w:r>
+        <w:t xml:space="preserve"> </w:t>
+      </w:r>
+      <w:r>
+        <w:t xml:space="preserve">→ recall/latency vs memory/scale.</w:t>
+      </w:r>
+    </w:p>
+    <w:p>
+      <w:pPr>
+        <w:pStyle w:val="Compact"/>
+        <w:numPr>
+          <w:ilvl w:val="0"/>
+          <w:numId w:val="1021"/>
+        </w:numPr>
+      </w:pPr>
+      <w:r>
+        <w:rPr>
+          <w:i/>
+          <w:iCs/>
+        </w:rPr>
+        <w:t xml:space="preserve">How would you fit 1B embeddings in RAM?</w:t>
+      </w:r>
+      <w:r>
+        <w:t xml:space="preserve"> </w:t>
+      </w:r>
+      <w:r>
+        <w:t xml:space="preserve">→ IVF + PQ / scalar quantization.</w:t>
+      </w:r>
+    </w:p>
+    <w:p>
+      <w:pPr>
+        <w:pStyle w:val="Compact"/>
+        <w:numPr>
+          <w:ilvl w:val="0"/>
+          <w:numId w:val="1021"/>
+        </w:numPr>
+      </w:pPr>
+      <w:r>
+        <w:rPr>
+          <w:i/>
+          <w:iCs/>
+        </w:rPr>
+        <w:t xml:space="preserve">How do you chunk documents for RAG?</w:t>
+      </w:r>
+      <w:r>
+        <w:t xml:space="preserve"> </w:t>
+      </w:r>
+      <w:r>
+        <w:t xml:space="preserve">→ recursive/overlapping, token-based, cite offsets.</w:t>
+      </w:r>
+    </w:p>
+    <w:p>
+      <w:pPr>
+        <w:pStyle w:val="Compact"/>
+        <w:numPr>
+          <w:ilvl w:val="0"/>
+          <w:numId w:val="1021"/>
+        </w:numPr>
+      </w:pPr>
+      <w:r>
+        <w:rPr>
+          <w:i/>
+          <w:iCs/>
+        </w:rPr>
+        <w:t xml:space="preserve">Why is a KV-cache needed?</w:t>
+      </w:r>
+      <w:r>
+        <w:t xml:space="preserve"> </w:t>
+      </w:r>
+      <w:r>
+        <w:t xml:space="preserve">→ avoids O(n²) recompute during generation.</w:t>
+      </w:r>
+    </w:p>
+    <w:bookmarkEnd w:id="38"/>
+    <w:bookmarkStart w:id="39" w:name="module-21-gate-sebi-rbi-isro-perspective"/>
     <w:p>
       <w:pPr>
         <w:pStyle w:val="Heading2"/>
@@ -2732,7 +6624,7 @@
         <w:pStyle w:val="Compact"/>
         <w:numPr>
           <w:ilvl w:val="0"/>
-          <w:numId w:val="1014"/>
+          <w:numId w:val="1022"/>
         </w:numPr>
       </w:pPr>
       <w:r>
@@ -2806,8 +6698,8 @@
         <w:t xml:space="preserve">skip lists, DBs use B+ trees, Linux uses RB-trees, Git uses DAGs) — with visuals.</w:t>
       </w:r>
     </w:p>
-    <w:bookmarkEnd w:id="34"/>
-    <w:bookmarkEnd w:id="35"/>
+    <w:bookmarkEnd w:id="39"/>
+    <w:bookmarkEnd w:id="40"/>
     <w:sectPr>
       <w:footnotePr>
         <w:numRestart w:val="eachSect"/>
@@ -3113,34 +7005,7 @@
     <w:abstractNumId w:val="991"/>
   </w:num>
   <w:num w:numId="1002">
-    <w:abstractNumId w:val="99411"/>
-    <w:lvlOverride w:ilvl="0">
-      <w:startOverride w:val="1"/>
-    </w:lvlOverride>
-    <w:lvlOverride w:ilvl="1">
-      <w:startOverride w:val="1"/>
-    </w:lvlOverride>
-    <w:lvlOverride w:ilvl="2">
-      <w:startOverride w:val="1"/>
-    </w:lvlOverride>
-    <w:lvlOverride w:ilvl="3">
-      <w:startOverride w:val="1"/>
-    </w:lvlOverride>
-    <w:lvlOverride w:ilvl="4">
-      <w:startOverride w:val="1"/>
-    </w:lvlOverride>
-    <w:lvlOverride w:ilvl="5">
-      <w:startOverride w:val="1"/>
-    </w:lvlOverride>
-    <w:lvlOverride w:ilvl="6">
-      <w:startOverride w:val="1"/>
-    </w:lvlOverride>
-    <w:lvlOverride w:ilvl="7">
-      <w:startOverride w:val="1"/>
-    </w:lvlOverride>
-    <w:lvlOverride w:ilvl="8">
-      <w:startOverride w:val="1"/>
-    </w:lvlOverride>
+    <w:abstractNumId w:val="991"/>
   </w:num>
   <w:num w:numId="1003">
     <w:abstractNumId w:val="991"/>
@@ -3179,6 +7044,15 @@
     <w:abstractNumId w:val="991"/>
   </w:num>
   <w:num w:numId="1006">
+    <w:abstractNumId w:val="991"/>
+  </w:num>
+  <w:num w:numId="1007">
+    <w:abstractNumId w:val="991"/>
+  </w:num>
+  <w:num w:numId="1008">
+    <w:abstractNumId w:val="991"/>
+  </w:num>
+  <w:num w:numId="1009">
     <w:abstractNumId w:val="99411"/>
     <w:lvlOverride w:ilvl="0">
       <w:startOverride w:val="1"/>
@@ -3208,10 +7082,13 @@
       <w:startOverride w:val="1"/>
     </w:lvlOverride>
   </w:num>
-  <w:num w:numId="1007">
+  <w:num w:numId="1010">
     <w:abstractNumId w:val="991"/>
   </w:num>
-  <w:num w:numId="1008">
+  <w:num w:numId="1011">
+    <w:abstractNumId w:val="991"/>
+  </w:num>
+  <w:num w:numId="1012">
     <w:abstractNumId w:val="99411"/>
     <w:lvlOverride w:ilvl="0">
       <w:startOverride w:val="1"/>
@@ -3241,19 +7118,16 @@
       <w:startOverride w:val="1"/>
     </w:lvlOverride>
   </w:num>
-  <w:num w:numId="1009">
+  <w:num w:numId="1013">
     <w:abstractNumId w:val="991"/>
   </w:num>
-  <w:num w:numId="1010">
+  <w:num w:numId="1014">
     <w:abstractNumId w:val="991"/>
   </w:num>
-  <w:num w:numId="1011">
+  <w:num w:numId="1015">
     <w:abstractNumId w:val="991"/>
   </w:num>
-  <w:num w:numId="1012">
-    <w:abstractNumId w:val="991"/>
-  </w:num>
-  <w:num w:numId="1013">
+  <w:num w:numId="1016">
     <w:abstractNumId w:val="99411"/>
     <w:lvlOverride w:ilvl="0">
       <w:startOverride w:val="1"/>
@@ -3283,7 +7157,49 @@
       <w:startOverride w:val="1"/>
     </w:lvlOverride>
   </w:num>
-  <w:num w:numId="1014">
+  <w:num w:numId="1017">
+    <w:abstractNumId w:val="991"/>
+  </w:num>
+  <w:num w:numId="1018">
+    <w:abstractNumId w:val="991"/>
+  </w:num>
+  <w:num w:numId="1019">
+    <w:abstractNumId w:val="991"/>
+  </w:num>
+  <w:num w:numId="1020">
+    <w:abstractNumId w:val="991"/>
+  </w:num>
+  <w:num w:numId="1021">
+    <w:abstractNumId w:val="99411"/>
+    <w:lvlOverride w:ilvl="0">
+      <w:startOverride w:val="1"/>
+    </w:lvlOverride>
+    <w:lvlOverride w:ilvl="1">
+      <w:startOverride w:val="1"/>
+    </w:lvlOverride>
+    <w:lvlOverride w:ilvl="2">
+      <w:startOverride w:val="1"/>
+    </w:lvlOverride>
+    <w:lvlOverride w:ilvl="3">
+      <w:startOverride w:val="1"/>
+    </w:lvlOverride>
+    <w:lvlOverride w:ilvl="4">
+      <w:startOverride w:val="1"/>
+    </w:lvlOverride>
+    <w:lvlOverride w:ilvl="5">
+      <w:startOverride w:val="1"/>
+    </w:lvlOverride>
+    <w:lvlOverride w:ilvl="6">
+      <w:startOverride w:val="1"/>
+    </w:lvlOverride>
+    <w:lvlOverride w:ilvl="7">
+      <w:startOverride w:val="1"/>
+    </w:lvlOverride>
+    <w:lvlOverride w:ilvl="8">
+      <w:startOverride w:val="1"/>
+    </w:lvlOverride>
+  </w:num>
+  <w:num w:numId="1022">
     <w:abstractNumId w:val="991"/>
   </w:num>
 </w:numbering>

--- a/SITP/DSA-Notes/M21_AI_Engineering_DSA.docx
+++ b/SITP/DSA-Notes/M21_AI_Engineering_DSA.docx
@@ -7741,24 +7741,34 @@
   <w:style w:default="1" w:styleId="Table" w:type="table">
     <w:name w:val="Table"/>
     <w:basedOn w:val="TableNormal"/>
-    <w:semiHidden/>
-    <w:unhideWhenUsed/>
     <w:qFormat/>
     <w:tblPr>
       <w:tblInd w:type="dxa" w:w="0"/>
+      <w:tblBorders>
+        <w:top w:color="808080" w:space="0" w:sz="4" w:val="single"/>
+        <w:left w:color="808080" w:space="0" w:sz="4" w:val="single"/>
+        <w:bottom w:color="808080" w:space="0" w:sz="4" w:val="single"/>
+        <w:right w:color="808080" w:space="0" w:sz="4" w:val="single"/>
+        <w:insideH w:color="BFBFBF" w:space="0" w:sz="4" w:val="single"/>
+        <w:insideV w:color="BFBFBF" w:space="0" w:sz="4" w:val="single"/>
+      </w:tblBorders>
       <w:tblCellMar>
-        <w:top w:type="dxa" w:w="0"/>
+        <w:top w:type="dxa" w:w="40"/>
         <w:left w:type="dxa" w:w="108"/>
-        <w:bottom w:type="dxa" w:w="0"/>
+        <w:bottom w:type="dxa" w:w="40"/>
         <w:right w:type="dxa" w:w="108"/>
       </w:tblCellMar>
     </w:tblPr>
     <w:tblStylePr w:type="firstRow">
+      <w:rPr>
+        <w:b/>
+      </w:rPr>
       <w:tcPr>
+        <w:shd w:color="auto" w:fill="DDEBF7" w:val="clear"/>
         <w:tcBorders>
-          <w:bottom w:val="single"/>
+          <w:bottom w:color="1F4E78" w:space="0" w:sz="8" w:val="single"/>
         </w:tcBorders>
-        <w:vAlign w:val="bottom"/>
+        <w:vAlign w:val="center"/>
       </w:tcPr>
     </w:tblStylePr>
   </w:style>
